--- a/lessons/6-10/downloads/6-10-notes-teacher-l2.docx
+++ b/lessons/6-10/downloads/6-10-notes-teacher-l2.docx
@@ -2596,7 +2596,7 @@
           <w:sz w:val="20"/>
           <w:szCs w:val="20"/>
         </w:rPr>
-        <w:t xml:space="preserve">A)  2</w:t>
+        <w:t xml:space="preserve">A)  1 1/8</w:t>
       </w:r>
     </w:p>
     <w:p>
@@ -2609,7 +2609,7 @@
           <w:sz w:val="20"/>
           <w:szCs w:val="20"/>
         </w:rPr>
-        <w:t xml:space="preserve">B)  1 1/8</w:t>
+        <w:t xml:space="preserve">B)  2</w:t>
       </w:r>
     </w:p>
     <w:p>
@@ -2703,7 +2703,7 @@
           <w:sz w:val="21"/>
           <w:szCs w:val="21"/>
         </w:rPr>
-        <w:t xml:space="preserve">A. 2</w:t>
+        <w:t xml:space="preserve">B. 2</w:t>
       </w:r>
     </w:p>
     <w:p>
@@ -2786,7 +2786,7 @@
           <w:sz w:val="20"/>
           <w:szCs w:val="20"/>
         </w:rPr>
-        <w:t xml:space="preserve">A)  17/5</w:t>
+        <w:t xml:space="preserve">A)  6/5</w:t>
       </w:r>
     </w:p>
     <w:p>
@@ -2812,7 +2812,7 @@
           <w:sz w:val="20"/>
           <w:szCs w:val="20"/>
         </w:rPr>
-        <w:t xml:space="preserve">C)  6/5</w:t>
+        <w:t xml:space="preserve">C)  17/5</w:t>
       </w:r>
     </w:p>
     <w:p>
@@ -3555,7 +3555,7 @@
           <w:sz w:val="20"/>
           <w:szCs w:val="20"/>
         </w:rPr>
-        <w:t xml:space="preserve">A)  3 batches</w:t>
+        <w:t xml:space="preserve">A)  1 1/2 batches</w:t>
       </w:r>
     </w:p>
     <w:p>
@@ -3568,7 +3568,7 @@
           <w:sz w:val="20"/>
           <w:szCs w:val="20"/>
         </w:rPr>
-        <w:t xml:space="preserve">B)  1 1/2 batches</w:t>
+        <w:t xml:space="preserve">B)  2 batches</w:t>
       </w:r>
     </w:p>
     <w:p>
@@ -3581,7 +3581,7 @@
           <w:sz w:val="20"/>
           <w:szCs w:val="20"/>
         </w:rPr>
-        <w:t xml:space="preserve">C)  2 batches</w:t>
+        <w:t xml:space="preserve">C)  3 batches</w:t>
       </w:r>
     </w:p>
     <w:p>
@@ -3718,7 +3718,7 @@
           <w:sz w:val="21"/>
           <w:szCs w:val="21"/>
         </w:rPr>
-        <w:t xml:space="preserve">A)  4</w:t>
+        <w:t xml:space="preserve">A)  1 7/9</w:t>
       </w:r>
     </w:p>
     <w:p>
@@ -3744,7 +3744,7 @@
           <w:sz w:val="21"/>
           <w:szCs w:val="21"/>
         </w:rPr>
-        <w:t xml:space="preserve">C)  8/3</w:t>
+        <w:t xml:space="preserve">C)  4</w:t>
       </w:r>
     </w:p>
     <w:p>
@@ -3757,7 +3757,7 @@
           <w:sz w:val="21"/>
           <w:szCs w:val="21"/>
         </w:rPr>
-        <w:t xml:space="preserve">D)  1 7/9</w:t>
+        <w:t xml:space="preserve">D)  8/3</w:t>
       </w:r>
     </w:p>
     <w:p>
@@ -3981,7 +3981,7 @@
           <w:sz w:val="21"/>
           <w:szCs w:val="21"/>
         </w:rPr>
-        <w:t xml:space="preserve">A. 2</w:t>
+        <w:t xml:space="preserve">B. 2</w:t>
       </w:r>
     </w:p>
     <w:p>
@@ -4002,7 +4002,7 @@
           <w:sz w:val="21"/>
           <w:szCs w:val="21"/>
         </w:rPr>
-        <w:t xml:space="preserve">A. 17/5</w:t>
+        <w:t xml:space="preserve">C. 17/5</w:t>
       </w:r>
     </w:p>
     <w:p>
@@ -4080,7 +4080,7 @@
           <w:sz w:val="21"/>
           <w:szCs w:val="21"/>
         </w:rPr>
-        <w:t xml:space="preserve">A)  3</w:t>
+        <w:t xml:space="preserve">C)  3</w:t>
       </w:r>
       <w:r>
         <w:rPr>
@@ -4111,7 +4111,7 @@
           <w:sz w:val="21"/>
           <w:szCs w:val="21"/>
         </w:rPr>
-        <w:t xml:space="preserve">A)  14</w:t>
+        <w:t xml:space="preserve">D)  14</w:t>
       </w:r>
       <w:r>
         <w:rPr>
@@ -4158,7 +4158,7 @@
           <w:sz w:val="21"/>
           <w:szCs w:val="21"/>
         </w:rPr>
-        <w:t xml:space="preserve">A)  3 batches</w:t>
+        <w:t xml:space="preserve">C)  3 batches</w:t>
       </w:r>
       <w:r>
         <w:rPr>
@@ -4196,7 +4196,7 @@
           <w:sz w:val="21"/>
           <w:szCs w:val="21"/>
         </w:rPr>
-        <w:t xml:space="preserve">A)  4</w:t>
+        <w:t xml:space="preserve">C)  4</w:t>
       </w:r>
       <w:r>
         <w:rPr>

--- a/lessons/6-10/downloads/6-10-notes-teacher-l2.docx
+++ b/lessons/6-10/downloads/6-10-notes-teacher-l2.docx
@@ -195,7 +195,7 @@
                 <w:sz w:val="20"/>
                 <w:szCs w:val="20"/>
               </w:rPr>
-              <w:t xml:space="preserve">I can divide mixed numbers by first changing them to improper fractions.</w:t>
+              <w:t xml:space="preserve">I can explain what dividing with mixed numbers means, rewrite them as improper fractions, find the quotient with common denominators or by multiplying by the reciprocal, and check it by multiplying.</w:t>
             </w:r>
           </w:p>
           <w:p>
@@ -217,7 +217,7 @@
                 <w:sz w:val="20"/>
                 <w:szCs w:val="20"/>
               </w:rPr>
-              <w:t xml:space="preserve">I can explain my steps using the words mixed number, improper fraction, convert, reciprocal, and simplify.</w:t>
+              <w:t xml:space="preserve">I can explain my steps and why they work, using the words mixed number, improper fraction, convert, reciprocal, and simplify.</w:t>
             </w:r>
           </w:p>
         </w:tc>
@@ -264,25 +264,141 @@
           <w:sz w:val="19"/>
           <w:szCs w:val="19"/>
         </w:rPr>
-        <w:t xml:space="preserve">Look at the picture, read the word, then read what it means.</w:t>
+        <w:t xml:space="preserve">Review each concept term, definition, non-example, and visual clue.</w:t>
       </w:r>
     </w:p>
     <w:tbl>
       <w:tblPr>
-        <w:tblW w:type="pct" w:w="100%"/>
+        <w:tblW w:type="dxa" w:w="9360"/>
         <w:tblBorders>
-          <w:top w:val="none" w:color="FFFFFF" w:sz="0"/>
-          <w:left w:val="none" w:color="FFFFFF" w:sz="0"/>
-          <w:bottom w:val="single" w:color="C7D2DD" w:sz="4"/>
-          <w:right w:val="none" w:color="FFFFFF" w:sz="0"/>
-          <w:insideH w:val="none" w:color="FFFFFF" w:sz="0"/>
-          <w:insideV w:val="none" w:color="FFFFFF" w:sz="0"/>
+          <w:top w:val="single" w:color="C7D2DD" w:sz="6"/>
+          <w:left w:val="single" w:color="C7D2DD" w:sz="6"/>
+          <w:bottom w:val="single" w:color="C7D2DD" w:sz="6"/>
+          <w:right w:val="single" w:color="C7D2DD" w:sz="6"/>
+          <w:insideH w:val="single" w:color="C7D2DD" w:sz="6"/>
+          <w:insideV w:val="single" w:color="C7D2DD" w:sz="6"/>
         </w:tblBorders>
       </w:tblPr>
       <w:tblGrid>
         <w:gridCol w:w="1800"/>
-        <w:gridCol w:w="7560"/>
+        <w:gridCol w:w="3160"/>
+        <w:gridCol w:w="2200"/>
+        <w:gridCol w:w="2200"/>
       </w:tblGrid>
+      <w:tr>
+        <w:trPr>
+          <w:cantSplit/>
+          <w:tblHeader/>
+        </w:trPr>
+        <w:tc>
+          <w:tcPr>
+            <w:tcW w:type="dxa" w:w="1800"/>
+            <w:shd w:fill="EEF4F8" w:color="auto" w:val="clear"/>
+            <w:tcMar>
+              <w:top w:type="dxa" w:w="80"/>
+              <w:left w:type="dxa" w:w="100"/>
+              <w:bottom w:type="dxa" w:w="80"/>
+              <w:right w:type="dxa" w:w="100"/>
+            </w:tcMar>
+          </w:tcPr>
+          <w:p>
+            <w:pPr>
+              <w:spacing w:after="0"/>
+            </w:pPr>
+            <w:r>
+              <w:rPr>
+                <w:b/>
+                <w:bCs/>
+                <w:color w:val="12355B"/>
+                <w:sz w:val="19"/>
+                <w:szCs w:val="19"/>
+              </w:rPr>
+              <w:t xml:space="preserve">Concept Term</w:t>
+            </w:r>
+          </w:p>
+        </w:tc>
+        <w:tc>
+          <w:tcPr>
+            <w:tcW w:type="dxa" w:w="3160"/>
+            <w:shd w:fill="EEF4F8" w:color="auto" w:val="clear"/>
+            <w:tcMar>
+              <w:top w:type="dxa" w:w="80"/>
+              <w:left w:type="dxa" w:w="100"/>
+              <w:bottom w:type="dxa" w:w="80"/>
+              <w:right w:type="dxa" w:w="100"/>
+            </w:tcMar>
+          </w:tcPr>
+          <w:p>
+            <w:pPr>
+              <w:spacing w:after="0"/>
+            </w:pPr>
+            <w:r>
+              <w:rPr>
+                <w:b/>
+                <w:bCs/>
+                <w:color w:val="12355B"/>
+                <w:sz w:val="19"/>
+                <w:szCs w:val="19"/>
+              </w:rPr>
+              <w:t xml:space="preserve">Student-Friendly Definition</w:t>
+            </w:r>
+          </w:p>
+        </w:tc>
+        <w:tc>
+          <w:tcPr>
+            <w:tcW w:type="dxa" w:w="2200"/>
+            <w:shd w:fill="EEF4F8" w:color="auto" w:val="clear"/>
+            <w:tcMar>
+              <w:top w:type="dxa" w:w="80"/>
+              <w:left w:type="dxa" w:w="100"/>
+              <w:bottom w:type="dxa" w:w="80"/>
+              <w:right w:type="dxa" w:w="100"/>
+            </w:tcMar>
+          </w:tcPr>
+          <w:p>
+            <w:pPr>
+              <w:spacing w:after="0"/>
+            </w:pPr>
+            <w:r>
+              <w:rPr>
+                <w:b/>
+                <w:bCs/>
+                <w:color w:val="12355B"/>
+                <w:sz w:val="19"/>
+                <w:szCs w:val="19"/>
+              </w:rPr>
+              <w:t xml:space="preserve">Non-Example</w:t>
+            </w:r>
+          </w:p>
+        </w:tc>
+        <w:tc>
+          <w:tcPr>
+            <w:tcW w:type="dxa" w:w="2200"/>
+            <w:shd w:fill="EEF4F8" w:color="auto" w:val="clear"/>
+            <w:tcMar>
+              <w:top w:type="dxa" w:w="80"/>
+              <w:left w:type="dxa" w:w="100"/>
+              <w:bottom w:type="dxa" w:w="80"/>
+              <w:right w:type="dxa" w:w="100"/>
+            </w:tcMar>
+          </w:tcPr>
+          <w:p>
+            <w:pPr>
+              <w:spacing w:after="0"/>
+            </w:pPr>
+            <w:r>
+              <w:rPr>
+                <w:b/>
+                <w:bCs/>
+                <w:color w:val="12355B"/>
+                <w:sz w:val="19"/>
+                <w:szCs w:val="19"/>
+              </w:rPr>
+              <w:t xml:space="preserve">Visual Clue</w:t>
+            </w:r>
+          </w:p>
+        </w:tc>
+      </w:tr>
       <w:tr>
         <w:trPr>
           <w:cantSplit/>
@@ -291,22 +407,126 @@
           <w:tcPr>
             <w:tcW w:type="dxa" w:w="1800"/>
             <w:tcMar>
-              <w:top w:type="dxa" w:w="100"/>
-              <w:left w:type="dxa" w:w="40"/>
-              <w:bottom w:type="dxa" w:w="100"/>
-              <w:right w:type="dxa" w:w="120"/>
+              <w:top w:type="dxa" w:w="80"/>
+              <w:left w:type="dxa" w:w="100"/>
+              <w:bottom w:type="dxa" w:w="80"/>
+              <w:right w:type="dxa" w:w="100"/>
             </w:tcMar>
-            <w:vAlign w:val="center"/>
+            <w:vAlign w:val="top"/>
           </w:tcPr>
           <w:p>
             <w:pPr>
+              <w:spacing w:after="30"/>
+            </w:pPr>
+            <w:r>
+              <w:rPr>
+                <w:b/>
+                <w:bCs/>
+                <w:color w:val="12355B"/>
+                <w:sz w:val="21"/>
+                <w:szCs w:val="21"/>
+              </w:rPr>
+              <w:t xml:space="preserve">Divide Mixed Numbers</w:t>
+            </w:r>
+          </w:p>
+          <w:p>
+            <w:pPr>
               <w:spacing w:after="0"/>
+            </w:pPr>
+            <w:r>
+              <w:rPr>
+                <w:i/>
+                <w:iCs/>
+                <w:color w:val="5F6F80"/>
+                <w:sz w:val="18"/>
+                <w:szCs w:val="18"/>
+              </w:rPr>
+              <w:t xml:space="preserve">Dividir números mixtos</w:t>
+            </w:r>
+          </w:p>
+        </w:tc>
+        <w:tc>
+          <w:tcPr>
+            <w:tcW w:type="dxa" w:w="3160"/>
+            <w:tcMar>
+              <w:top w:type="dxa" w:w="80"/>
+              <w:left w:type="dxa" w:w="100"/>
+              <w:bottom w:type="dxa" w:w="80"/>
+              <w:right w:type="dxa" w:w="100"/>
+            </w:tcMar>
+            <w:vAlign w:val="top"/>
+          </w:tcPr>
+          <w:p>
+            <w:pPr>
+              <w:spacing w:after="0"/>
+            </w:pPr>
+            <w:r>
+              <w:rPr>
+                <w:sz w:val="20"/>
+                <w:szCs w:val="20"/>
+              </w:rPr>
+              <w:t xml:space="preserve">Change mixed numbers to improper fractions, then multiply by the reciprocal.</w:t>
+            </w:r>
+          </w:p>
+        </w:tc>
+        <w:tc>
+          <w:tcPr>
+            <w:tcW w:type="dxa" w:w="2200"/>
+            <w:tcMar>
+              <w:top w:type="dxa" w:w="80"/>
+              <w:left w:type="dxa" w:w="100"/>
+              <w:bottom w:type="dxa" w:w="80"/>
+              <w:right w:type="dxa" w:w="100"/>
+            </w:tcMar>
+            <w:vAlign w:val="top"/>
+          </w:tcPr>
+          <w:p>
+            <w:pPr>
+              <w:spacing w:after="40"/>
+            </w:pPr>
+            <w:r>
+              <w:rPr>
+                <w:i/>
+                <w:iCs/>
+                <w:color w:val="5F6F80"/>
+                <w:sz w:val="19"/>
+                <w:szCs w:val="19"/>
+              </w:rPr>
+              <w:t xml:space="preserve">Not Divide Mixed Numbers: write a counter-example that breaks the definition.</w:t>
+            </w:r>
+          </w:p>
+          <w:p>
+            <w:pPr>
+              <w:pBdr>
+                <w:bottom w:val="single" w:color="AFBECC" w:sz="6"/>
+              </w:pBdr>
+              <w:spacing w:after="30" w:before="150"/>
+            </w:pPr>
+            <w:r>
+              <w:t xml:space="preserve"/>
+            </w:r>
+          </w:p>
+        </w:tc>
+        <w:tc>
+          <w:tcPr>
+            <w:tcW w:type="dxa" w:w="2200"/>
+            <w:tcMar>
+              <w:top w:type="dxa" w:w="80"/>
+              <w:left w:type="dxa" w:w="100"/>
+              <w:bottom w:type="dxa" w:w="80"/>
+              <w:right w:type="dxa" w:w="100"/>
+            </w:tcMar>
+            <w:vAlign w:val="top"/>
+          </w:tcPr>
+          <w:p>
+            <w:pPr>
+              <w:spacing w:after="40"/>
               <w:jc w:val="center"/>
             </w:pPr>
             <w:r>
               <w:drawing>
                 <wp:inline distT="0" distB="0" distL="0" distR="0">
-                  <wp:extent cx="1047750" cy="790575"/>
+                  <wp:extent cx="876300" cy="657225"/>
                   <wp:effectExtent t="0" r="0" b="0" l="0"/>
                   <wp:docPr id="1" name="" descr="" title=""/>
                   <wp:cNvGraphicFramePr>
@@ -331,7 +551,7 @@
                         <pic:spPr bwMode="auto">
                           <a:xfrm>
                             <a:off x="0" y="0"/>
-                            <a:ext cx="1047750" cy="790575"/>
+                            <a:ext cx="876300" cy="657225"/>
                           </a:xfrm>
                           <a:prstGeom prst="rect">
                             <a:avLst/>
@@ -344,69 +564,10 @@
               </w:drawing>
             </w:r>
           </w:p>
-        </w:tc>
-        <w:tc>
-          <w:tcPr>
-            <w:tcW w:type="dxa" w:w="7560"/>
-            <w:tcMar>
-              <w:top w:type="dxa" w:w="100"/>
-              <w:left w:type="dxa" w:w="40"/>
-              <w:bottom w:type="dxa" w:w="100"/>
-              <w:right w:type="dxa" w:w="40"/>
-            </w:tcMar>
-            <w:vAlign w:val="center"/>
-          </w:tcPr>
-          <w:p>
-            <w:pPr>
-              <w:spacing w:after="50"/>
-            </w:pPr>
-            <w:r>
-              <w:rPr>
-                <w:b/>
-                <w:bCs/>
-                <w:color w:val="12355B"/>
-                <w:sz w:val="24"/>
-                <w:szCs w:val="24"/>
-              </w:rPr>
-              <w:t xml:space="preserve">Divide Mixed Numbers</w:t>
-            </w:r>
-            <w:r>
-              <w:rPr>
-                <w:i/>
-                <w:iCs/>
-                <w:color w:val="5F6F80"/>
-                <w:sz w:val="19"/>
-                <w:szCs w:val="19"/>
-              </w:rPr>
-              <w:t xml:space="preserve">   Dividir números mixtos</w:t>
-            </w:r>
-          </w:p>
-          <w:p>
-            <w:pPr>
-              <w:spacing w:after="40"/>
-            </w:pPr>
-            <w:r>
-              <w:rPr>
-                <w:sz w:val="21"/>
-                <w:szCs w:val="21"/>
-              </w:rPr>
-              <w:t xml:space="preserve">Change mixed numbers to improper fractions, then multiply by the reciprocal.</w:t>
-            </w:r>
-          </w:p>
           <w:p>
             <w:pPr>
               <w:spacing w:after="0"/>
             </w:pPr>
-            <w:r>
-              <w:rPr>
-                <w:b/>
-                <w:bCs/>
-                <w:color w:val="1FA6A2"/>
-                <w:sz w:val="18"/>
-                <w:szCs w:val="18"/>
-              </w:rPr>
-              <w:t xml:space="preserve">Example:  </w:t>
-            </w:r>
             <w:r>
               <w:rPr>
                 <w:i/>
@@ -420,23 +581,6 @@
           </w:p>
         </w:tc>
       </w:tr>
-    </w:tbl>
-    <w:tbl>
-      <w:tblPr>
-        <w:tblW w:type="pct" w:w="100%"/>
-        <w:tblBorders>
-          <w:top w:val="none" w:color="FFFFFF" w:sz="0"/>
-          <w:left w:val="none" w:color="FFFFFF" w:sz="0"/>
-          <w:bottom w:val="single" w:color="C7D2DD" w:sz="4"/>
-          <w:right w:val="none" w:color="FFFFFF" w:sz="0"/>
-          <w:insideH w:val="none" w:color="FFFFFF" w:sz="0"/>
-          <w:insideV w:val="none" w:color="FFFFFF" w:sz="0"/>
-        </w:tblBorders>
-      </w:tblPr>
-      <w:tblGrid>
-        <w:gridCol w:w="1800"/>
-        <w:gridCol w:w="7560"/>
-      </w:tblGrid>
       <w:tr>
         <w:trPr>
           <w:cantSplit/>
@@ -445,22 +589,126 @@
           <w:tcPr>
             <w:tcW w:type="dxa" w:w="1800"/>
             <w:tcMar>
-              <w:top w:type="dxa" w:w="100"/>
-              <w:left w:type="dxa" w:w="40"/>
-              <w:bottom w:type="dxa" w:w="100"/>
-              <w:right w:type="dxa" w:w="120"/>
+              <w:top w:type="dxa" w:w="80"/>
+              <w:left w:type="dxa" w:w="100"/>
+              <w:bottom w:type="dxa" w:w="80"/>
+              <w:right w:type="dxa" w:w="100"/>
             </w:tcMar>
-            <w:vAlign w:val="center"/>
+            <w:vAlign w:val="top"/>
           </w:tcPr>
           <w:p>
             <w:pPr>
+              <w:spacing w:after="30"/>
+            </w:pPr>
+            <w:r>
+              <w:rPr>
+                <w:b/>
+                <w:bCs/>
+                <w:color w:val="12355B"/>
+                <w:sz w:val="21"/>
+                <w:szCs w:val="21"/>
+              </w:rPr>
+              <w:t xml:space="preserve">Mixed Number</w:t>
+            </w:r>
+          </w:p>
+          <w:p>
+            <w:pPr>
               <w:spacing w:after="0"/>
+            </w:pPr>
+            <w:r>
+              <w:rPr>
+                <w:i/>
+                <w:iCs/>
+                <w:color w:val="5F6F80"/>
+                <w:sz w:val="18"/>
+                <w:szCs w:val="18"/>
+              </w:rPr>
+              <w:t xml:space="preserve">Número mixto</w:t>
+            </w:r>
+          </w:p>
+        </w:tc>
+        <w:tc>
+          <w:tcPr>
+            <w:tcW w:type="dxa" w:w="3160"/>
+            <w:tcMar>
+              <w:top w:type="dxa" w:w="80"/>
+              <w:left w:type="dxa" w:w="100"/>
+              <w:bottom w:type="dxa" w:w="80"/>
+              <w:right w:type="dxa" w:w="100"/>
+            </w:tcMar>
+            <w:vAlign w:val="top"/>
+          </w:tcPr>
+          <w:p>
+            <w:pPr>
+              <w:spacing w:after="0"/>
+            </w:pPr>
+            <w:r>
+              <w:rPr>
+                <w:sz w:val="20"/>
+                <w:szCs w:val="20"/>
+              </w:rPr>
+              <w:t xml:space="preserve">A whole number plus a fraction, like 2 1/3.</w:t>
+            </w:r>
+          </w:p>
+        </w:tc>
+        <w:tc>
+          <w:tcPr>
+            <w:tcW w:type="dxa" w:w="2200"/>
+            <w:tcMar>
+              <w:top w:type="dxa" w:w="80"/>
+              <w:left w:type="dxa" w:w="100"/>
+              <w:bottom w:type="dxa" w:w="80"/>
+              <w:right w:type="dxa" w:w="100"/>
+            </w:tcMar>
+            <w:vAlign w:val="top"/>
+          </w:tcPr>
+          <w:p>
+            <w:pPr>
+              <w:spacing w:after="40"/>
+            </w:pPr>
+            <w:r>
+              <w:rPr>
+                <w:i/>
+                <w:iCs/>
+                <w:color w:val="5F6F80"/>
+                <w:sz w:val="19"/>
+                <w:szCs w:val="19"/>
+              </w:rPr>
+              <w:t xml:space="preserve">Not Mixed Number: write a counter-example that breaks the definition.</w:t>
+            </w:r>
+          </w:p>
+          <w:p>
+            <w:pPr>
+              <w:pBdr>
+                <w:bottom w:val="single" w:color="AFBECC" w:sz="6"/>
+              </w:pBdr>
+              <w:spacing w:after="30" w:before="150"/>
+            </w:pPr>
+            <w:r>
+              <w:t xml:space="preserve"/>
+            </w:r>
+          </w:p>
+        </w:tc>
+        <w:tc>
+          <w:tcPr>
+            <w:tcW w:type="dxa" w:w="2200"/>
+            <w:tcMar>
+              <w:top w:type="dxa" w:w="80"/>
+              <w:left w:type="dxa" w:w="100"/>
+              <w:bottom w:type="dxa" w:w="80"/>
+              <w:right w:type="dxa" w:w="100"/>
+            </w:tcMar>
+            <w:vAlign w:val="top"/>
+          </w:tcPr>
+          <w:p>
+            <w:pPr>
+              <w:spacing w:after="40"/>
               <w:jc w:val="center"/>
             </w:pPr>
             <w:r>
               <w:drawing>
                 <wp:inline distT="0" distB="0" distL="0" distR="0">
-                  <wp:extent cx="1047750" cy="790575"/>
+                  <wp:extent cx="876300" cy="657225"/>
                   <wp:effectExtent t="0" r="0" b="0" l="0"/>
                   <wp:docPr id="1" name="" descr="" title=""/>
                   <wp:cNvGraphicFramePr>
@@ -485,7 +733,7 @@
                         <pic:spPr bwMode="auto">
                           <a:xfrm>
                             <a:off x="0" y="0"/>
-                            <a:ext cx="1047750" cy="790575"/>
+                            <a:ext cx="876300" cy="657225"/>
                           </a:xfrm>
                           <a:prstGeom prst="rect">
                             <a:avLst/>
@@ -498,69 +746,10 @@
               </w:drawing>
             </w:r>
           </w:p>
-        </w:tc>
-        <w:tc>
-          <w:tcPr>
-            <w:tcW w:type="dxa" w:w="7560"/>
-            <w:tcMar>
-              <w:top w:type="dxa" w:w="100"/>
-              <w:left w:type="dxa" w:w="40"/>
-              <w:bottom w:type="dxa" w:w="100"/>
-              <w:right w:type="dxa" w:w="40"/>
-            </w:tcMar>
-            <w:vAlign w:val="center"/>
-          </w:tcPr>
-          <w:p>
-            <w:pPr>
-              <w:spacing w:after="50"/>
-            </w:pPr>
-            <w:r>
-              <w:rPr>
-                <w:b/>
-                <w:bCs/>
-                <w:color w:val="12355B"/>
-                <w:sz w:val="24"/>
-                <w:szCs w:val="24"/>
-              </w:rPr>
-              <w:t xml:space="preserve">Mixed Number</w:t>
-            </w:r>
-            <w:r>
-              <w:rPr>
-                <w:i/>
-                <w:iCs/>
-                <w:color w:val="5F6F80"/>
-                <w:sz w:val="19"/>
-                <w:szCs w:val="19"/>
-              </w:rPr>
-              <w:t xml:space="preserve">   Número mixto</w:t>
-            </w:r>
-          </w:p>
-          <w:p>
-            <w:pPr>
-              <w:spacing w:after="40"/>
-            </w:pPr>
-            <w:r>
-              <w:rPr>
-                <w:sz w:val="21"/>
-                <w:szCs w:val="21"/>
-              </w:rPr>
-              <w:t xml:space="preserve">A whole number plus a fraction, like 2 1/3.</w:t>
-            </w:r>
-          </w:p>
           <w:p>
             <w:pPr>
               <w:spacing w:after="0"/>
             </w:pPr>
-            <w:r>
-              <w:rPr>
-                <w:b/>
-                <w:bCs/>
-                <w:color w:val="1FA6A2"/>
-                <w:sz w:val="18"/>
-                <w:szCs w:val="18"/>
-              </w:rPr>
-              <w:t xml:space="preserve">Example:  </w:t>
-            </w:r>
             <w:r>
               <w:rPr>
                 <w:i/>
@@ -574,23 +763,6 @@
           </w:p>
         </w:tc>
       </w:tr>
-    </w:tbl>
-    <w:tbl>
-      <w:tblPr>
-        <w:tblW w:type="pct" w:w="100%"/>
-        <w:tblBorders>
-          <w:top w:val="none" w:color="FFFFFF" w:sz="0"/>
-          <w:left w:val="none" w:color="FFFFFF" w:sz="0"/>
-          <w:bottom w:val="single" w:color="C7D2DD" w:sz="4"/>
-          <w:right w:val="none" w:color="FFFFFF" w:sz="0"/>
-          <w:insideH w:val="none" w:color="FFFFFF" w:sz="0"/>
-          <w:insideV w:val="none" w:color="FFFFFF" w:sz="0"/>
-        </w:tblBorders>
-      </w:tblPr>
-      <w:tblGrid>
-        <w:gridCol w:w="1800"/>
-        <w:gridCol w:w="7560"/>
-      </w:tblGrid>
       <w:tr>
         <w:trPr>
           <w:cantSplit/>
@@ -599,22 +771,126 @@
           <w:tcPr>
             <w:tcW w:type="dxa" w:w="1800"/>
             <w:tcMar>
-              <w:top w:type="dxa" w:w="100"/>
-              <w:left w:type="dxa" w:w="40"/>
-              <w:bottom w:type="dxa" w:w="100"/>
-              <w:right w:type="dxa" w:w="120"/>
+              <w:top w:type="dxa" w:w="80"/>
+              <w:left w:type="dxa" w:w="100"/>
+              <w:bottom w:type="dxa" w:w="80"/>
+              <w:right w:type="dxa" w:w="100"/>
             </w:tcMar>
-            <w:vAlign w:val="center"/>
+            <w:vAlign w:val="top"/>
           </w:tcPr>
           <w:p>
             <w:pPr>
+              <w:spacing w:after="30"/>
+            </w:pPr>
+            <w:r>
+              <w:rPr>
+                <w:b/>
+                <w:bCs/>
+                <w:color w:val="12355B"/>
+                <w:sz w:val="21"/>
+                <w:szCs w:val="21"/>
+              </w:rPr>
+              <w:t xml:space="preserve">Improper Fraction</w:t>
+            </w:r>
+          </w:p>
+          <w:p>
+            <w:pPr>
               <w:spacing w:after="0"/>
+            </w:pPr>
+            <w:r>
+              <w:rPr>
+                <w:i/>
+                <w:iCs/>
+                <w:color w:val="5F6F80"/>
+                <w:sz w:val="18"/>
+                <w:szCs w:val="18"/>
+              </w:rPr>
+              <w:t xml:space="preserve">Fracción impropia</w:t>
+            </w:r>
+          </w:p>
+        </w:tc>
+        <w:tc>
+          <w:tcPr>
+            <w:tcW w:type="dxa" w:w="3160"/>
+            <w:tcMar>
+              <w:top w:type="dxa" w:w="80"/>
+              <w:left w:type="dxa" w:w="100"/>
+              <w:bottom w:type="dxa" w:w="80"/>
+              <w:right w:type="dxa" w:w="100"/>
+            </w:tcMar>
+            <w:vAlign w:val="top"/>
+          </w:tcPr>
+          <w:p>
+            <w:pPr>
+              <w:spacing w:after="0"/>
+            </w:pPr>
+            <w:r>
+              <w:rPr>
+                <w:sz w:val="20"/>
+                <w:szCs w:val="20"/>
+              </w:rPr>
+              <w:t xml:space="preserve">A fraction where the top is bigger than or equal to the bottom, like 7/4.</w:t>
+            </w:r>
+          </w:p>
+        </w:tc>
+        <w:tc>
+          <w:tcPr>
+            <w:tcW w:type="dxa" w:w="2200"/>
+            <w:tcMar>
+              <w:top w:type="dxa" w:w="80"/>
+              <w:left w:type="dxa" w:w="100"/>
+              <w:bottom w:type="dxa" w:w="80"/>
+              <w:right w:type="dxa" w:w="100"/>
+            </w:tcMar>
+            <w:vAlign w:val="top"/>
+          </w:tcPr>
+          <w:p>
+            <w:pPr>
+              <w:spacing w:after="40"/>
+            </w:pPr>
+            <w:r>
+              <w:rPr>
+                <w:i/>
+                <w:iCs/>
+                <w:color w:val="5F6F80"/>
+                <w:sz w:val="19"/>
+                <w:szCs w:val="19"/>
+              </w:rPr>
+              <w:t xml:space="preserve">Not Improper Fraction: write a counter-example that breaks the definition.</w:t>
+            </w:r>
+          </w:p>
+          <w:p>
+            <w:pPr>
+              <w:pBdr>
+                <w:bottom w:val="single" w:color="AFBECC" w:sz="6"/>
+              </w:pBdr>
+              <w:spacing w:after="30" w:before="150"/>
+            </w:pPr>
+            <w:r>
+              <w:t xml:space="preserve"/>
+            </w:r>
+          </w:p>
+        </w:tc>
+        <w:tc>
+          <w:tcPr>
+            <w:tcW w:type="dxa" w:w="2200"/>
+            <w:tcMar>
+              <w:top w:type="dxa" w:w="80"/>
+              <w:left w:type="dxa" w:w="100"/>
+              <w:bottom w:type="dxa" w:w="80"/>
+              <w:right w:type="dxa" w:w="100"/>
+            </w:tcMar>
+            <w:vAlign w:val="top"/>
+          </w:tcPr>
+          <w:p>
+            <w:pPr>
+              <w:spacing w:after="40"/>
               <w:jc w:val="center"/>
             </w:pPr>
             <w:r>
               <w:drawing>
                 <wp:inline distT="0" distB="0" distL="0" distR="0">
-                  <wp:extent cx="1047750" cy="790575"/>
+                  <wp:extent cx="876300" cy="657225"/>
                   <wp:effectExtent t="0" r="0" b="0" l="0"/>
                   <wp:docPr id="1" name="" descr="" title=""/>
                   <wp:cNvGraphicFramePr>
@@ -639,7 +915,7 @@
                         <pic:spPr bwMode="auto">
                           <a:xfrm>
                             <a:off x="0" y="0"/>
-                            <a:ext cx="1047750" cy="790575"/>
+                            <a:ext cx="876300" cy="657225"/>
                           </a:xfrm>
                           <a:prstGeom prst="rect">
                             <a:avLst/>
@@ -652,69 +928,10 @@
               </w:drawing>
             </w:r>
           </w:p>
-        </w:tc>
-        <w:tc>
-          <w:tcPr>
-            <w:tcW w:type="dxa" w:w="7560"/>
-            <w:tcMar>
-              <w:top w:type="dxa" w:w="100"/>
-              <w:left w:type="dxa" w:w="40"/>
-              <w:bottom w:type="dxa" w:w="100"/>
-              <w:right w:type="dxa" w:w="40"/>
-            </w:tcMar>
-            <w:vAlign w:val="center"/>
-          </w:tcPr>
-          <w:p>
-            <w:pPr>
-              <w:spacing w:after="50"/>
-            </w:pPr>
-            <w:r>
-              <w:rPr>
-                <w:b/>
-                <w:bCs/>
-                <w:color w:val="12355B"/>
-                <w:sz w:val="24"/>
-                <w:szCs w:val="24"/>
-              </w:rPr>
-              <w:t xml:space="preserve">Improper Fraction</w:t>
-            </w:r>
-            <w:r>
-              <w:rPr>
-                <w:i/>
-                <w:iCs/>
-                <w:color w:val="5F6F80"/>
-                <w:sz w:val="19"/>
-                <w:szCs w:val="19"/>
-              </w:rPr>
-              <w:t xml:space="preserve">   Fracción impropia</w:t>
-            </w:r>
-          </w:p>
-          <w:p>
-            <w:pPr>
-              <w:spacing w:after="40"/>
-            </w:pPr>
-            <w:r>
-              <w:rPr>
-                <w:sz w:val="21"/>
-                <w:szCs w:val="21"/>
-              </w:rPr>
-              <w:t xml:space="preserve">A fraction where the top is bigger than or equal to the bottom, like 7/4.</w:t>
-            </w:r>
-          </w:p>
           <w:p>
             <w:pPr>
               <w:spacing w:after="0"/>
             </w:pPr>
-            <w:r>
-              <w:rPr>
-                <w:b/>
-                <w:bCs/>
-                <w:color w:val="1FA6A2"/>
-                <w:sz w:val="18"/>
-                <w:szCs w:val="18"/>
-              </w:rPr>
-              <w:t xml:space="preserve">Example:  </w:t>
-            </w:r>
             <w:r>
               <w:rPr>
                 <w:i/>
@@ -728,23 +945,6 @@
           </w:p>
         </w:tc>
       </w:tr>
-    </w:tbl>
-    <w:tbl>
-      <w:tblPr>
-        <w:tblW w:type="pct" w:w="100%"/>
-        <w:tblBorders>
-          <w:top w:val="none" w:color="FFFFFF" w:sz="0"/>
-          <w:left w:val="none" w:color="FFFFFF" w:sz="0"/>
-          <w:bottom w:val="single" w:color="C7D2DD" w:sz="4"/>
-          <w:right w:val="none" w:color="FFFFFF" w:sz="0"/>
-          <w:insideH w:val="none" w:color="FFFFFF" w:sz="0"/>
-          <w:insideV w:val="none" w:color="FFFFFF" w:sz="0"/>
-        </w:tblBorders>
-      </w:tblPr>
-      <w:tblGrid>
-        <w:gridCol w:w="1800"/>
-        <w:gridCol w:w="7560"/>
-      </w:tblGrid>
       <w:tr>
         <w:trPr>
           <w:cantSplit/>
@@ -753,22 +953,126 @@
           <w:tcPr>
             <w:tcW w:type="dxa" w:w="1800"/>
             <w:tcMar>
-              <w:top w:type="dxa" w:w="100"/>
-              <w:left w:type="dxa" w:w="40"/>
-              <w:bottom w:type="dxa" w:w="100"/>
-              <w:right w:type="dxa" w:w="120"/>
+              <w:top w:type="dxa" w:w="80"/>
+              <w:left w:type="dxa" w:w="100"/>
+              <w:bottom w:type="dxa" w:w="80"/>
+              <w:right w:type="dxa" w:w="100"/>
             </w:tcMar>
-            <w:vAlign w:val="center"/>
+            <w:vAlign w:val="top"/>
           </w:tcPr>
           <w:p>
             <w:pPr>
+              <w:spacing w:after="30"/>
+            </w:pPr>
+            <w:r>
+              <w:rPr>
+                <w:b/>
+                <w:bCs/>
+                <w:color w:val="12355B"/>
+                <w:sz w:val="21"/>
+                <w:szCs w:val="21"/>
+              </w:rPr>
+              <w:t xml:space="preserve">Convert</w:t>
+            </w:r>
+          </w:p>
+          <w:p>
+            <w:pPr>
               <w:spacing w:after="0"/>
+            </w:pPr>
+            <w:r>
+              <w:rPr>
+                <w:i/>
+                <w:iCs/>
+                <w:color w:val="5F6F80"/>
+                <w:sz w:val="18"/>
+                <w:szCs w:val="18"/>
+              </w:rPr>
+              <w:t xml:space="preserve">Convertir</w:t>
+            </w:r>
+          </w:p>
+        </w:tc>
+        <w:tc>
+          <w:tcPr>
+            <w:tcW w:type="dxa" w:w="3160"/>
+            <w:tcMar>
+              <w:top w:type="dxa" w:w="80"/>
+              <w:left w:type="dxa" w:w="100"/>
+              <w:bottom w:type="dxa" w:w="80"/>
+              <w:right w:type="dxa" w:w="100"/>
+            </w:tcMar>
+            <w:vAlign w:val="top"/>
+          </w:tcPr>
+          <w:p>
+            <w:pPr>
+              <w:spacing w:after="0"/>
+            </w:pPr>
+            <w:r>
+              <w:rPr>
+                <w:sz w:val="20"/>
+                <w:szCs w:val="20"/>
+              </w:rPr>
+              <w:t xml:space="preserve">To change a number to a new form but keep the same value.</w:t>
+            </w:r>
+          </w:p>
+        </w:tc>
+        <w:tc>
+          <w:tcPr>
+            <w:tcW w:type="dxa" w:w="2200"/>
+            <w:tcMar>
+              <w:top w:type="dxa" w:w="80"/>
+              <w:left w:type="dxa" w:w="100"/>
+              <w:bottom w:type="dxa" w:w="80"/>
+              <w:right w:type="dxa" w:w="100"/>
+            </w:tcMar>
+            <w:vAlign w:val="top"/>
+          </w:tcPr>
+          <w:p>
+            <w:pPr>
+              <w:spacing w:after="40"/>
+            </w:pPr>
+            <w:r>
+              <w:rPr>
+                <w:i/>
+                <w:iCs/>
+                <w:color w:val="5F6F80"/>
+                <w:sz w:val="19"/>
+                <w:szCs w:val="19"/>
+              </w:rPr>
+              <w:t xml:space="preserve">Not Convert: write a counter-example that breaks the definition.</w:t>
+            </w:r>
+          </w:p>
+          <w:p>
+            <w:pPr>
+              <w:pBdr>
+                <w:bottom w:val="single" w:color="AFBECC" w:sz="6"/>
+              </w:pBdr>
+              <w:spacing w:after="30" w:before="150"/>
+            </w:pPr>
+            <w:r>
+              <w:t xml:space="preserve"/>
+            </w:r>
+          </w:p>
+        </w:tc>
+        <w:tc>
+          <w:tcPr>
+            <w:tcW w:type="dxa" w:w="2200"/>
+            <w:tcMar>
+              <w:top w:type="dxa" w:w="80"/>
+              <w:left w:type="dxa" w:w="100"/>
+              <w:bottom w:type="dxa" w:w="80"/>
+              <w:right w:type="dxa" w:w="100"/>
+            </w:tcMar>
+            <w:vAlign w:val="top"/>
+          </w:tcPr>
+          <w:p>
+            <w:pPr>
+              <w:spacing w:after="40"/>
               <w:jc w:val="center"/>
             </w:pPr>
             <w:r>
               <w:drawing>
                 <wp:inline distT="0" distB="0" distL="0" distR="0">
-                  <wp:extent cx="1047750" cy="790575"/>
+                  <wp:extent cx="876300" cy="657225"/>
                   <wp:effectExtent t="0" r="0" b="0" l="0"/>
                   <wp:docPr id="1" name="" descr="" title=""/>
                   <wp:cNvGraphicFramePr>
@@ -793,7 +1097,7 @@
                         <pic:spPr bwMode="auto">
                           <a:xfrm>
                             <a:off x="0" y="0"/>
-                            <a:ext cx="1047750" cy="790575"/>
+                            <a:ext cx="876300" cy="657225"/>
                           </a:xfrm>
                           <a:prstGeom prst="rect">
                             <a:avLst/>
@@ -806,69 +1110,10 @@
               </w:drawing>
             </w:r>
           </w:p>
-        </w:tc>
-        <w:tc>
-          <w:tcPr>
-            <w:tcW w:type="dxa" w:w="7560"/>
-            <w:tcMar>
-              <w:top w:type="dxa" w:w="100"/>
-              <w:left w:type="dxa" w:w="40"/>
-              <w:bottom w:type="dxa" w:w="100"/>
-              <w:right w:type="dxa" w:w="40"/>
-            </w:tcMar>
-            <w:vAlign w:val="center"/>
-          </w:tcPr>
-          <w:p>
-            <w:pPr>
-              <w:spacing w:after="50"/>
-            </w:pPr>
-            <w:r>
-              <w:rPr>
-                <w:b/>
-                <w:bCs/>
-                <w:color w:val="12355B"/>
-                <w:sz w:val="24"/>
-                <w:szCs w:val="24"/>
-              </w:rPr>
-              <w:t xml:space="preserve">Convert</w:t>
-            </w:r>
-            <w:r>
-              <w:rPr>
-                <w:i/>
-                <w:iCs/>
-                <w:color w:val="5F6F80"/>
-                <w:sz w:val="19"/>
-                <w:szCs w:val="19"/>
-              </w:rPr>
-              <w:t xml:space="preserve">   Convertir</w:t>
-            </w:r>
-          </w:p>
-          <w:p>
-            <w:pPr>
-              <w:spacing w:after="40"/>
-            </w:pPr>
-            <w:r>
-              <w:rPr>
-                <w:sz w:val="21"/>
-                <w:szCs w:val="21"/>
-              </w:rPr>
-              <w:t xml:space="preserve">To change a number to a new form but keep the same value.</w:t>
-            </w:r>
-          </w:p>
           <w:p>
             <w:pPr>
               <w:spacing w:after="0"/>
             </w:pPr>
-            <w:r>
-              <w:rPr>
-                <w:b/>
-                <w:bCs/>
-                <w:color w:val="1FA6A2"/>
-                <w:sz w:val="18"/>
-                <w:szCs w:val="18"/>
-              </w:rPr>
-              <w:t xml:space="preserve">Example:  </w:t>
-            </w:r>
             <w:r>
               <w:rPr>
                 <w:i/>
@@ -882,23 +1127,6 @@
           </w:p>
         </w:tc>
       </w:tr>
-    </w:tbl>
-    <w:tbl>
-      <w:tblPr>
-        <w:tblW w:type="pct" w:w="100%"/>
-        <w:tblBorders>
-          <w:top w:val="none" w:color="FFFFFF" w:sz="0"/>
-          <w:left w:val="none" w:color="FFFFFF" w:sz="0"/>
-          <w:bottom w:val="single" w:color="C7D2DD" w:sz="4"/>
-          <w:right w:val="none" w:color="FFFFFF" w:sz="0"/>
-          <w:insideH w:val="none" w:color="FFFFFF" w:sz="0"/>
-          <w:insideV w:val="none" w:color="FFFFFF" w:sz="0"/>
-        </w:tblBorders>
-      </w:tblPr>
-      <w:tblGrid>
-        <w:gridCol w:w="1800"/>
-        <w:gridCol w:w="7560"/>
-      </w:tblGrid>
       <w:tr>
         <w:trPr>
           <w:cantSplit/>
@@ -907,22 +1135,126 @@
           <w:tcPr>
             <w:tcW w:type="dxa" w:w="1800"/>
             <w:tcMar>
-              <w:top w:type="dxa" w:w="100"/>
-              <w:left w:type="dxa" w:w="40"/>
-              <w:bottom w:type="dxa" w:w="100"/>
-              <w:right w:type="dxa" w:w="120"/>
+              <w:top w:type="dxa" w:w="80"/>
+              <w:left w:type="dxa" w:w="100"/>
+              <w:bottom w:type="dxa" w:w="80"/>
+              <w:right w:type="dxa" w:w="100"/>
             </w:tcMar>
-            <w:vAlign w:val="center"/>
+            <w:vAlign w:val="top"/>
           </w:tcPr>
           <w:p>
             <w:pPr>
+              <w:spacing w:after="30"/>
+            </w:pPr>
+            <w:r>
+              <w:rPr>
+                <w:b/>
+                <w:bCs/>
+                <w:color w:val="12355B"/>
+                <w:sz w:val="21"/>
+                <w:szCs w:val="21"/>
+              </w:rPr>
+              <w:t xml:space="preserve">Simplify</w:t>
+            </w:r>
+          </w:p>
+          <w:p>
+            <w:pPr>
               <w:spacing w:after="0"/>
+            </w:pPr>
+            <w:r>
+              <w:rPr>
+                <w:i/>
+                <w:iCs/>
+                <w:color w:val="5F6F80"/>
+                <w:sz w:val="18"/>
+                <w:szCs w:val="18"/>
+              </w:rPr>
+              <w:t xml:space="preserve">Simplificar</w:t>
+            </w:r>
+          </w:p>
+        </w:tc>
+        <w:tc>
+          <w:tcPr>
+            <w:tcW w:type="dxa" w:w="3160"/>
+            <w:tcMar>
+              <w:top w:type="dxa" w:w="80"/>
+              <w:left w:type="dxa" w:w="100"/>
+              <w:bottom w:type="dxa" w:w="80"/>
+              <w:right w:type="dxa" w:w="100"/>
+            </w:tcMar>
+            <w:vAlign w:val="top"/>
+          </w:tcPr>
+          <w:p>
+            <w:pPr>
+              <w:spacing w:after="0"/>
+            </w:pPr>
+            <w:r>
+              <w:rPr>
+                <w:sz w:val="20"/>
+                <w:szCs w:val="20"/>
+              </w:rPr>
+              <w:t xml:space="preserve">To write a fraction with smaller numbers that names the same amount, like 2/4 = 1/2.</w:t>
+            </w:r>
+          </w:p>
+        </w:tc>
+        <w:tc>
+          <w:tcPr>
+            <w:tcW w:type="dxa" w:w="2200"/>
+            <w:tcMar>
+              <w:top w:type="dxa" w:w="80"/>
+              <w:left w:type="dxa" w:w="100"/>
+              <w:bottom w:type="dxa" w:w="80"/>
+              <w:right w:type="dxa" w:w="100"/>
+            </w:tcMar>
+            <w:vAlign w:val="top"/>
+          </w:tcPr>
+          <w:p>
+            <w:pPr>
+              <w:spacing w:after="40"/>
+            </w:pPr>
+            <w:r>
+              <w:rPr>
+                <w:i/>
+                <w:iCs/>
+                <w:color w:val="5F6F80"/>
+                <w:sz w:val="19"/>
+                <w:szCs w:val="19"/>
+              </w:rPr>
+              <w:t xml:space="preserve">Not Simplify: write a counter-example that breaks the definition.</w:t>
+            </w:r>
+          </w:p>
+          <w:p>
+            <w:pPr>
+              <w:pBdr>
+                <w:bottom w:val="single" w:color="AFBECC" w:sz="6"/>
+              </w:pBdr>
+              <w:spacing w:after="30" w:before="150"/>
+            </w:pPr>
+            <w:r>
+              <w:t xml:space="preserve"/>
+            </w:r>
+          </w:p>
+        </w:tc>
+        <w:tc>
+          <w:tcPr>
+            <w:tcW w:type="dxa" w:w="2200"/>
+            <w:tcMar>
+              <w:top w:type="dxa" w:w="80"/>
+              <w:left w:type="dxa" w:w="100"/>
+              <w:bottom w:type="dxa" w:w="80"/>
+              <w:right w:type="dxa" w:w="100"/>
+            </w:tcMar>
+            <w:vAlign w:val="top"/>
+          </w:tcPr>
+          <w:p>
+            <w:pPr>
+              <w:spacing w:after="40"/>
               <w:jc w:val="center"/>
             </w:pPr>
             <w:r>
               <w:drawing>
                 <wp:inline distT="0" distB="0" distL="0" distR="0">
-                  <wp:extent cx="1047750" cy="790575"/>
+                  <wp:extent cx="876300" cy="657225"/>
                   <wp:effectExtent t="0" r="0" b="0" l="0"/>
                   <wp:docPr id="1" name="" descr="" title=""/>
                   <wp:cNvGraphicFramePr>
@@ -947,7 +1279,7 @@
                         <pic:spPr bwMode="auto">
                           <a:xfrm>
                             <a:off x="0" y="0"/>
-                            <a:ext cx="1047750" cy="790575"/>
+                            <a:ext cx="876300" cy="657225"/>
                           </a:xfrm>
                           <a:prstGeom prst="rect">
                             <a:avLst/>
@@ -960,69 +1292,10 @@
               </w:drawing>
             </w:r>
           </w:p>
-        </w:tc>
-        <w:tc>
-          <w:tcPr>
-            <w:tcW w:type="dxa" w:w="7560"/>
-            <w:tcMar>
-              <w:top w:type="dxa" w:w="100"/>
-              <w:left w:type="dxa" w:w="40"/>
-              <w:bottom w:type="dxa" w:w="100"/>
-              <w:right w:type="dxa" w:w="40"/>
-            </w:tcMar>
-            <w:vAlign w:val="center"/>
-          </w:tcPr>
-          <w:p>
-            <w:pPr>
-              <w:spacing w:after="50"/>
-            </w:pPr>
-            <w:r>
-              <w:rPr>
-                <w:b/>
-                <w:bCs/>
-                <w:color w:val="12355B"/>
-                <w:sz w:val="24"/>
-                <w:szCs w:val="24"/>
-              </w:rPr>
-              <w:t xml:space="preserve">Simplify</w:t>
-            </w:r>
-            <w:r>
-              <w:rPr>
-                <w:i/>
-                <w:iCs/>
-                <w:color w:val="5F6F80"/>
-                <w:sz w:val="19"/>
-                <w:szCs w:val="19"/>
-              </w:rPr>
-              <w:t xml:space="preserve">   Simplificar</w:t>
-            </w:r>
-          </w:p>
-          <w:p>
-            <w:pPr>
-              <w:spacing w:after="40"/>
-            </w:pPr>
-            <w:r>
-              <w:rPr>
-                <w:sz w:val="21"/>
-                <w:szCs w:val="21"/>
-              </w:rPr>
-              <w:t xml:space="preserve">To write a fraction with smaller numbers that names the same amount, like 2/4 = 1/2.</w:t>
-            </w:r>
-          </w:p>
           <w:p>
             <w:pPr>
               <w:spacing w:after="0"/>
             </w:pPr>
-            <w:r>
-              <w:rPr>
-                <w:b/>
-                <w:bCs/>
-                <w:color w:val="1FA6A2"/>
-                <w:sz w:val="18"/>
-                <w:szCs w:val="18"/>
-              </w:rPr>
-              <w:t xml:space="preserve">Example:  </w:t>
-            </w:r>
             <w:r>
               <w:rPr>
                 <w:i/>
@@ -1036,23 +1309,6 @@
           </w:p>
         </w:tc>
       </w:tr>
-    </w:tbl>
-    <w:tbl>
-      <w:tblPr>
-        <w:tblW w:type="pct" w:w="100%"/>
-        <w:tblBorders>
-          <w:top w:val="none" w:color="FFFFFF" w:sz="0"/>
-          <w:left w:val="none" w:color="FFFFFF" w:sz="0"/>
-          <w:bottom w:val="single" w:color="C7D2DD" w:sz="4"/>
-          <w:right w:val="none" w:color="FFFFFF" w:sz="0"/>
-          <w:insideH w:val="none" w:color="FFFFFF" w:sz="0"/>
-          <w:insideV w:val="none" w:color="FFFFFF" w:sz="0"/>
-        </w:tblBorders>
-      </w:tblPr>
-      <w:tblGrid>
-        <w:gridCol w:w="1800"/>
-        <w:gridCol w:w="7560"/>
-      </w:tblGrid>
       <w:tr>
         <w:trPr>
           <w:cantSplit/>
@@ -1061,22 +1317,126 @@
           <w:tcPr>
             <w:tcW w:type="dxa" w:w="1800"/>
             <w:tcMar>
-              <w:top w:type="dxa" w:w="100"/>
-              <w:left w:type="dxa" w:w="40"/>
-              <w:bottom w:type="dxa" w:w="100"/>
-              <w:right w:type="dxa" w:w="120"/>
+              <w:top w:type="dxa" w:w="80"/>
+              <w:left w:type="dxa" w:w="100"/>
+              <w:bottom w:type="dxa" w:w="80"/>
+              <w:right w:type="dxa" w:w="100"/>
             </w:tcMar>
-            <w:vAlign w:val="center"/>
+            <w:vAlign w:val="top"/>
           </w:tcPr>
           <w:p>
             <w:pPr>
+              <w:spacing w:after="30"/>
+            </w:pPr>
+            <w:r>
+              <w:rPr>
+                <w:b/>
+                <w:bCs/>
+                <w:color w:val="12355B"/>
+                <w:sz w:val="21"/>
+                <w:szCs w:val="21"/>
+              </w:rPr>
+              <w:t xml:space="preserve">Reciprocal</w:t>
+            </w:r>
+          </w:p>
+          <w:p>
+            <w:pPr>
               <w:spacing w:after="0"/>
+            </w:pPr>
+            <w:r>
+              <w:rPr>
+                <w:i/>
+                <w:iCs/>
+                <w:color w:val="5F6F80"/>
+                <w:sz w:val="18"/>
+                <w:szCs w:val="18"/>
+              </w:rPr>
+              <w:t xml:space="preserve">Recíproco</w:t>
+            </w:r>
+          </w:p>
+        </w:tc>
+        <w:tc>
+          <w:tcPr>
+            <w:tcW w:type="dxa" w:w="3160"/>
+            <w:tcMar>
+              <w:top w:type="dxa" w:w="80"/>
+              <w:left w:type="dxa" w:w="100"/>
+              <w:bottom w:type="dxa" w:w="80"/>
+              <w:right w:type="dxa" w:w="100"/>
+            </w:tcMar>
+            <w:vAlign w:val="top"/>
+          </w:tcPr>
+          <w:p>
+            <w:pPr>
+              <w:spacing w:after="0"/>
+            </w:pPr>
+            <w:r>
+              <w:rPr>
+                <w:sz w:val="20"/>
+                <w:szCs w:val="20"/>
+              </w:rPr>
+              <w:t xml:space="preserve">A fraction turned upside down. Dividing by a fraction gives the same answer as multiplying by its reciprocal.</w:t>
+            </w:r>
+          </w:p>
+        </w:tc>
+        <w:tc>
+          <w:tcPr>
+            <w:tcW w:type="dxa" w:w="2200"/>
+            <w:tcMar>
+              <w:top w:type="dxa" w:w="80"/>
+              <w:left w:type="dxa" w:w="100"/>
+              <w:bottom w:type="dxa" w:w="80"/>
+              <w:right w:type="dxa" w:w="100"/>
+            </w:tcMar>
+            <w:vAlign w:val="top"/>
+          </w:tcPr>
+          <w:p>
+            <w:pPr>
+              <w:spacing w:after="40"/>
+            </w:pPr>
+            <w:r>
+              <w:rPr>
+                <w:i/>
+                <w:iCs/>
+                <w:color w:val="5F6F80"/>
+                <w:sz w:val="19"/>
+                <w:szCs w:val="19"/>
+              </w:rPr>
+              <w:t xml:space="preserve">Not Reciprocal: write a counter-example that breaks the definition.</w:t>
+            </w:r>
+          </w:p>
+          <w:p>
+            <w:pPr>
+              <w:pBdr>
+                <w:bottom w:val="single" w:color="AFBECC" w:sz="6"/>
+              </w:pBdr>
+              <w:spacing w:after="30" w:before="150"/>
+            </w:pPr>
+            <w:r>
+              <w:t xml:space="preserve"/>
+            </w:r>
+          </w:p>
+        </w:tc>
+        <w:tc>
+          <w:tcPr>
+            <w:tcW w:type="dxa" w:w="2200"/>
+            <w:tcMar>
+              <w:top w:type="dxa" w:w="80"/>
+              <w:left w:type="dxa" w:w="100"/>
+              <w:bottom w:type="dxa" w:w="80"/>
+              <w:right w:type="dxa" w:w="100"/>
+            </w:tcMar>
+            <w:vAlign w:val="top"/>
+          </w:tcPr>
+          <w:p>
+            <w:pPr>
+              <w:spacing w:after="40"/>
               <w:jc w:val="center"/>
             </w:pPr>
             <w:r>
               <w:drawing>
                 <wp:inline distT="0" distB="0" distL="0" distR="0">
-                  <wp:extent cx="1047750" cy="790575"/>
+                  <wp:extent cx="876300" cy="657225"/>
                   <wp:effectExtent t="0" r="0" b="0" l="0"/>
                   <wp:docPr id="1" name="" descr="" title=""/>
                   <wp:cNvGraphicFramePr>
@@ -1101,7 +1461,7 @@
                         <pic:spPr bwMode="auto">
                           <a:xfrm>
                             <a:off x="0" y="0"/>
-                            <a:ext cx="1047750" cy="790575"/>
+                            <a:ext cx="876300" cy="657225"/>
                           </a:xfrm>
                           <a:prstGeom prst="rect">
                             <a:avLst/>
@@ -1114,69 +1474,10 @@
               </w:drawing>
             </w:r>
           </w:p>
-        </w:tc>
-        <w:tc>
-          <w:tcPr>
-            <w:tcW w:type="dxa" w:w="7560"/>
-            <w:tcMar>
-              <w:top w:type="dxa" w:w="100"/>
-              <w:left w:type="dxa" w:w="40"/>
-              <w:bottom w:type="dxa" w:w="100"/>
-              <w:right w:type="dxa" w:w="40"/>
-            </w:tcMar>
-            <w:vAlign w:val="center"/>
-          </w:tcPr>
-          <w:p>
-            <w:pPr>
-              <w:spacing w:after="50"/>
-            </w:pPr>
-            <w:r>
-              <w:rPr>
-                <w:b/>
-                <w:bCs/>
-                <w:color w:val="12355B"/>
-                <w:sz w:val="24"/>
-                <w:szCs w:val="24"/>
-              </w:rPr>
-              <w:t xml:space="preserve">Reciprocal</w:t>
-            </w:r>
-            <w:r>
-              <w:rPr>
-                <w:i/>
-                <w:iCs/>
-                <w:color w:val="5F6F80"/>
-                <w:sz w:val="19"/>
-                <w:szCs w:val="19"/>
-              </w:rPr>
-              <w:t xml:space="preserve">   Recíproco</w:t>
-            </w:r>
-          </w:p>
-          <w:p>
-            <w:pPr>
-              <w:spacing w:after="40"/>
-            </w:pPr>
-            <w:r>
-              <w:rPr>
-                <w:sz w:val="21"/>
-                <w:szCs w:val="21"/>
-              </w:rPr>
-              <w:t xml:space="preserve">A fraction turned upside down. You use it in keep-change-flip.</w:t>
-            </w:r>
-          </w:p>
           <w:p>
             <w:pPr>
               <w:spacing w:after="0"/>
             </w:pPr>
-            <w:r>
-              <w:rPr>
-                <w:b/>
-                <w:bCs/>
-                <w:color w:val="1FA6A2"/>
-                <w:sz w:val="18"/>
-                <w:szCs w:val="18"/>
-              </w:rPr>
-              <w:t xml:space="preserve">Example:  </w:t>
-            </w:r>
             <w:r>
               <w:rPr>
                 <w:i/>
@@ -1838,7 +2139,7 @@
                 <w:sz w:val="19"/>
                 <w:szCs w:val="19"/>
               </w:rPr>
-              <w:t xml:space="preserve">A mixed number must first become an improper fraction so I can flip and multiply. — Students explain that the mixed number must be converted to an improper fraction (7/2) before applying Keep, Change, Flip.</w:t>
+              <w:t xml:space="preserve">A mixed number must first become an improper fraction so I can flip and multiply. — Students explain that the mixed number must be converted to an improper fraction (7/2) before applying the reciprocal shortcut.</w:t>
             </w:r>
           </w:p>
         </w:tc>
@@ -3476,7 +3777,7 @@
           <w:sz w:val="19"/>
           <w:szCs w:val="19"/>
         </w:rPr>
-        <w:t xml:space="preserve">   You Do — show your work</w:t>
+        <w:t xml:space="preserve">   You Do — show your work and reasoning</w:t>
       </w:r>
     </w:p>
     <w:p>
@@ -3491,7 +3792,7 @@
           <w:sz w:val="19"/>
           <w:szCs w:val="19"/>
         </w:rPr>
-        <w:t xml:space="preserve">Solve each problem. Show your thinking in the work box.</w:t>
+        <w:t xml:space="preserve">Solve each problem in the middle column and explain your reasoning using the sentence starters on the right.</w:t>
       </w:r>
     </w:p>
     <w:p>
@@ -3520,120 +3821,258 @@
         <w:t xml:space="preserve">   grade-level practice</w:t>
       </w:r>
     </w:p>
-    <w:p>
-      <w:pPr>
-        <w:keepNext/>
-        <w:spacing w:after="60" w:before="160"/>
-      </w:pPr>
-      <w:r>
-        <w:rPr>
-          <w:b/>
-          <w:bCs/>
-          <w:color w:val="12355B"/>
-          <w:sz w:val="22"/>
-          <w:szCs w:val="22"/>
-        </w:rPr>
-        <w:t xml:space="preserve">1.  </w:t>
-      </w:r>
-      <w:r>
-        <w:rPr>
-          <w:b/>
-          <w:bCs/>
-          <w:sz w:val="21"/>
-          <w:szCs w:val="21"/>
-        </w:rPr>
-        <w:t xml:space="preserve">A baker has 2 1/4 cups of butter. Each batch of cookies needs 3/4 cup of butter. How many batches can the baker make?</w:t>
-      </w:r>
-    </w:p>
-    <w:p>
-      <w:pPr>
-        <w:spacing w:after="40"/>
-        <w:ind w:left="420"/>
-      </w:pPr>
-      <w:r>
-        <w:rPr>
-          <w:sz w:val="20"/>
-          <w:szCs w:val="20"/>
-        </w:rPr>
-        <w:t xml:space="preserve">A)  1 1/2 batches</w:t>
-      </w:r>
-    </w:p>
-    <w:p>
-      <w:pPr>
-        <w:spacing w:after="40"/>
-        <w:ind w:left="420"/>
-      </w:pPr>
-      <w:r>
-        <w:rPr>
-          <w:sz w:val="20"/>
-          <w:szCs w:val="20"/>
-        </w:rPr>
-        <w:t xml:space="preserve">B)  2 batches</w:t>
-      </w:r>
-    </w:p>
-    <w:p>
-      <w:pPr>
-        <w:spacing w:after="40"/>
-        <w:ind w:left="420"/>
-      </w:pPr>
-      <w:r>
-        <w:rPr>
-          <w:sz w:val="20"/>
-          <w:szCs w:val="20"/>
-        </w:rPr>
-        <w:t xml:space="preserve">C)  3 batches</w:t>
-      </w:r>
-    </w:p>
-    <w:p>
-      <w:pPr>
-        <w:spacing w:after="40"/>
-        <w:ind w:left="420"/>
-      </w:pPr>
-      <w:r>
-        <w:rPr>
-          <w:sz w:val="20"/>
-          <w:szCs w:val="20"/>
-        </w:rPr>
-        <w:t xml:space="preserve">D)  6 batches</w:t>
-      </w:r>
-    </w:p>
-    <w:p>
-      <w:pPr>
-        <w:spacing w:after="20"/>
-      </w:pPr>
-      <w:r>
-        <w:t xml:space="preserve"/>
-      </w:r>
-    </w:p>
     <w:tbl>
       <w:tblPr>
-        <w:tblW w:type="pct" w:w="100%"/>
+        <w:tblW w:type="dxa" w:w="9360"/>
         <w:tblBorders>
           <w:top w:val="single" w:color="C7D2DD" w:sz="6"/>
           <w:left w:val="single" w:color="C7D2DD" w:sz="6"/>
           <w:bottom w:val="single" w:color="C7D2DD" w:sz="6"/>
           <w:right w:val="single" w:color="C7D2DD" w:sz="6"/>
-          <w:insideH w:val="single" w:color="auto" w:sz="4"/>
-          <w:insideV w:val="single" w:color="auto" w:sz="4"/>
+          <w:insideH w:val="single" w:color="C7D2DD" w:sz="6"/>
+          <w:insideV w:val="single" w:color="C7D2DD" w:sz="6"/>
         </w:tblBorders>
       </w:tblPr>
       <w:tblGrid>
-        <w:gridCol w:w="100"/>
+        <w:gridCol w:w="2800"/>
+        <w:gridCol w:w="3560"/>
+        <w:gridCol w:w="3000"/>
       </w:tblGrid>
       <w:tr>
+        <w:trPr>
+          <w:cantSplit/>
+          <w:tblHeader/>
+        </w:trPr>
         <w:tc>
           <w:tcPr>
+            <w:tcW w:type="dxa" w:w="2800"/>
+            <w:shd w:fill="EEF4F8" w:color="auto" w:val="clear"/>
+            <w:tcMar>
+              <w:top w:type="dxa" w:w="60"/>
+              <w:left w:type="dxa" w:w="100"/>
+              <w:bottom w:type="dxa" w:w="60"/>
+              <w:right w:type="dxa" w:w="100"/>
+            </w:tcMar>
+          </w:tcPr>
+          <w:p>
+            <w:pPr>
+              <w:spacing w:after="0"/>
+            </w:pPr>
+            <w:r>
+              <w:rPr>
+                <w:b/>
+                <w:bCs/>
+                <w:color w:val="12355B"/>
+                <w:sz w:val="16"/>
+                <w:szCs w:val="16"/>
+              </w:rPr>
+              <w:t xml:space="preserve">CORE PROBLEM / GIVEN REPRESENTATION</w:t>
+            </w:r>
+          </w:p>
+        </w:tc>
+        <w:tc>
+          <w:tcPr>
+            <w:tcW w:type="dxa" w:w="3560"/>
+            <w:shd w:fill="EEF4F8" w:color="auto" w:val="clear"/>
+            <w:tcMar>
+              <w:top w:type="dxa" w:w="60"/>
+              <w:left w:type="dxa" w:w="100"/>
+              <w:bottom w:type="dxa" w:w="60"/>
+              <w:right w:type="dxa" w:w="100"/>
+            </w:tcMar>
+          </w:tcPr>
+          <w:p>
+            <w:pPr>
+              <w:spacing w:after="0"/>
+            </w:pPr>
+            <w:r>
+              <w:rPr>
+                <w:b/>
+                <w:bCs/>
+                <w:color w:val="12355B"/>
+                <w:sz w:val="16"/>
+                <w:szCs w:val="16"/>
+              </w:rPr>
+              <w:t xml:space="preserve">WORKING SPACE / CALCULATION STEPS</w:t>
+            </w:r>
+          </w:p>
+        </w:tc>
+        <w:tc>
+          <w:tcPr>
+            <w:tcW w:type="dxa" w:w="3000"/>
             <w:shd w:fill="FBF3E2" w:color="auto" w:val="clear"/>
             <w:tcMar>
               <w:top w:type="dxa" w:w="60"/>
-              <w:left w:type="dxa" w:w="120"/>
+              <w:left w:type="dxa" w:w="100"/>
               <w:bottom w:type="dxa" w:w="60"/>
-              <w:right w:type="dxa" w:w="120"/>
+              <w:right w:type="dxa" w:w="100"/>
             </w:tcMar>
           </w:tcPr>
           <w:p>
             <w:pPr>
-              <w:spacing w:after="0" w:line="320"/>
+              <w:spacing w:after="0"/>
+            </w:pPr>
+            <w:r>
+              <w:rPr>
+                <w:b/>
+                <w:bCs/>
+                <w:color w:val="B97A12"/>
+                <w:sz w:val="16"/>
+                <w:szCs w:val="16"/>
+              </w:rPr>
+              <w:t xml:space="preserve">EXPLAIN YOUR REASONING</w:t>
+            </w:r>
+          </w:p>
+        </w:tc>
+      </w:tr>
+      <w:tr>
+        <w:trPr>
+          <w:cantSplit/>
+        </w:trPr>
+        <w:tc>
+          <w:tcPr>
+            <w:tcW w:type="dxa" w:w="2800"/>
+            <w:tcMar>
+              <w:top w:type="dxa" w:w="80"/>
+              <w:left w:type="dxa" w:w="100"/>
+              <w:bottom w:type="dxa" w:w="80"/>
+              <w:right w:type="dxa" w:w="100"/>
+            </w:tcMar>
+            <w:vAlign w:val="top"/>
+          </w:tcPr>
+          <w:p>
+            <w:pPr>
+              <w:spacing w:after="60"/>
+            </w:pPr>
+            <w:r>
+              <w:rPr>
+                <w:b/>
+                <w:bCs/>
+                <w:color w:val="12355B"/>
+                <w:sz w:val="21"/>
+                <w:szCs w:val="21"/>
+              </w:rPr>
+              <w:t xml:space="preserve">1.  </w:t>
+            </w:r>
+            <w:r>
+              <w:rPr>
+                <w:b/>
+                <w:bCs/>
+                <w:sz w:val="20"/>
+                <w:szCs w:val="20"/>
+              </w:rPr>
+              <w:t xml:space="preserve">A baker has 2 1/4 cups of butter. Each batch of cookies needs 3/4 cup of butter. How many batches can the baker make?</w:t>
+            </w:r>
+          </w:p>
+          <w:p>
+            <w:pPr>
+              <w:spacing w:after="30"/>
+              <w:ind w:left="180"/>
+            </w:pPr>
+            <w:r>
+              <w:rPr>
+                <w:sz w:val="19"/>
+                <w:szCs w:val="19"/>
+              </w:rPr>
+              <w:t xml:space="preserve">A)  1 1/2 batches</w:t>
+            </w:r>
+          </w:p>
+          <w:p>
+            <w:pPr>
+              <w:spacing w:after="30"/>
+              <w:ind w:left="180"/>
+            </w:pPr>
+            <w:r>
+              <w:rPr>
+                <w:sz w:val="19"/>
+                <w:szCs w:val="19"/>
+              </w:rPr>
+              <w:t xml:space="preserve">B)  2 batches</w:t>
+            </w:r>
+          </w:p>
+          <w:p>
+            <w:pPr>
+              <w:spacing w:after="30"/>
+              <w:ind w:left="180"/>
+            </w:pPr>
+            <w:r>
+              <w:rPr>
+                <w:sz w:val="19"/>
+                <w:szCs w:val="19"/>
+              </w:rPr>
+              <w:t xml:space="preserve">C)  3 batches</w:t>
+            </w:r>
+          </w:p>
+          <w:p>
+            <w:pPr>
+              <w:spacing w:after="30"/>
+              <w:ind w:left="180"/>
+            </w:pPr>
+            <w:r>
+              <w:rPr>
+                <w:sz w:val="19"/>
+                <w:szCs w:val="19"/>
+              </w:rPr>
+              <w:t xml:space="preserve">D)  6 batches</w:t>
+            </w:r>
+          </w:p>
+        </w:tc>
+        <w:tc>
+          <w:tcPr>
+            <w:tcW w:type="dxa" w:w="3560"/>
+            <w:tcMar>
+              <w:top w:type="dxa" w:w="80"/>
+              <w:left w:type="dxa" w:w="100"/>
+              <w:bottom w:type="dxa" w:w="80"/>
+              <w:right w:type="dxa" w:w="100"/>
+            </w:tcMar>
+            <w:vAlign w:val="top"/>
+          </w:tcPr>
+          <w:p>
+            <w:pPr>
+              <w:spacing w:after="40"/>
+            </w:pPr>
+            <w:r>
+              <w:rPr>
+                <w:b/>
+                <w:bCs/>
+                <w:color w:val="1FA6A2"/>
+                <w:sz w:val="19"/>
+                <w:szCs w:val="19"/>
+              </w:rPr>
+              <w:t xml:space="preserve">Solution:  </w:t>
+            </w:r>
+            <w:r>
+              <w:rPr>
+                <w:b/>
+                <w:bCs/>
+                <w:sz w:val="19"/>
+                <w:szCs w:val="19"/>
+              </w:rPr>
+              <w:t xml:space="preserve">C)  3 batches</w:t>
+            </w:r>
+          </w:p>
+          <w:p>
+            <w:pPr>
+              <w:spacing w:after="40"/>
+            </w:pPr>
+            <w:r>
+              <w:rPr>
+                <w:i/>
+                <w:iCs/>
+                <w:color w:val="5F6F80"/>
+                <w:sz w:val="18"/>
+                <w:szCs w:val="18"/>
+              </w:rPr>
+              <w:t xml:space="preserve">Convert 2 1/4 = 9/4. Then 2 1/4 ÷ 3/4 = 9/4 × 4/3 = 36/12 = 3 batches.</w:t>
+            </w:r>
+          </w:p>
+          <w:p>
+            <w:pPr>
+              <w:pBdr>
+                <w:bottom w:val="single" w:color="AFBECC" w:sz="6"/>
+              </w:pBdr>
+              <w:spacing w:after="30" w:before="150"/>
             </w:pPr>
             <w:r>
               <w:t xml:space="preserve"/>
@@ -3641,7 +4080,125 @@
           </w:p>
           <w:p>
             <w:pPr>
-              <w:spacing w:after="0" w:line="320"/>
+              <w:pBdr>
+                <w:bottom w:val="single" w:color="AFBECC" w:sz="6"/>
+              </w:pBdr>
+              <w:spacing w:after="30" w:before="150"/>
+            </w:pPr>
+            <w:r>
+              <w:t xml:space="preserve"/>
+            </w:r>
+          </w:p>
+        </w:tc>
+        <w:tc>
+          <w:tcPr>
+            <w:tcW w:type="dxa" w:w="3000"/>
+            <w:shd w:fill="FBF3E2" w:color="auto" w:val="clear"/>
+            <w:tcMar>
+              <w:top w:type="dxa" w:w="80"/>
+              <w:left w:type="dxa" w:w="100"/>
+              <w:bottom w:type="dxa" w:w="80"/>
+              <w:right w:type="dxa" w:w="100"/>
+            </w:tcMar>
+            <w:vAlign w:val="top"/>
+          </w:tcPr>
+          <w:p>
+            <w:pPr>
+              <w:spacing w:after="40"/>
+            </w:pPr>
+            <w:r>
+              <w:rPr>
+                <w:b/>
+                <w:bCs/>
+                <w:color w:val="12355B"/>
+                <w:sz w:val="19"/>
+                <w:szCs w:val="19"/>
+              </w:rPr>
+              <w:t xml:space="preserve">Because... </w:t>
+            </w:r>
+            <w:r>
+              <w:rPr>
+                <w:color w:val="AFBECC"/>
+                <w:sz w:val="19"/>
+                <w:szCs w:val="19"/>
+              </w:rPr>
+              <w:t xml:space="preserve">________________</w:t>
+            </w:r>
+          </w:p>
+          <w:p>
+            <w:pPr>
+              <w:pBdr>
+                <w:bottom w:val="single" w:color="AFBECC" w:sz="6"/>
+              </w:pBdr>
+              <w:spacing w:after="30" w:before="150"/>
+            </w:pPr>
+            <w:r>
+              <w:t xml:space="preserve"/>
+            </w:r>
+          </w:p>
+          <w:p>
+            <w:pPr>
+              <w:spacing w:after="40" w:before="80"/>
+            </w:pPr>
+            <w:r>
+              <w:rPr>
+                <w:b/>
+                <w:bCs/>
+                <w:color w:val="6B4FA0"/>
+                <w:sz w:val="19"/>
+                <w:szCs w:val="19"/>
+              </w:rPr>
+              <w:t xml:space="preserve">Although... </w:t>
+            </w:r>
+            <w:r>
+              <w:rPr>
+                <w:color w:val="AFBECC"/>
+                <w:sz w:val="19"/>
+                <w:szCs w:val="19"/>
+              </w:rPr>
+              <w:t xml:space="preserve">_______________</w:t>
+            </w:r>
+          </w:p>
+          <w:p>
+            <w:pPr>
+              <w:pBdr>
+                <w:bottom w:val="single" w:color="AFBECC" w:sz="6"/>
+              </w:pBdr>
+              <w:spacing w:after="30" w:before="150"/>
+            </w:pPr>
+            <w:r>
+              <w:t xml:space="preserve"/>
+            </w:r>
+          </w:p>
+          <w:p>
+            <w:pPr>
+              <w:spacing w:after="40" w:before="80"/>
+            </w:pPr>
+            <w:r>
+              <w:rPr>
+                <w:b/>
+                <w:bCs/>
+                <w:color w:val="1FA6A2"/>
+                <w:sz w:val="19"/>
+                <w:szCs w:val="19"/>
+              </w:rPr>
+              <w:t xml:space="preserve">Therefore... </w:t>
+            </w:r>
+            <w:r>
+              <w:rPr>
+                <w:color w:val="AFBECC"/>
+                <w:sz w:val="19"/>
+                <w:szCs w:val="19"/>
+              </w:rPr>
+              <w:t xml:space="preserve">______________</w:t>
+            </w:r>
+          </w:p>
+          <w:p>
+            <w:pPr>
+              <w:pBdr>
+                <w:bottom w:val="single" w:color="AFBECC" w:sz="6"/>
+              </w:pBdr>
+              <w:spacing w:after="30" w:before="150"/>
             </w:pPr>
             <w:r>
               <w:t xml:space="preserve"/>
@@ -3650,6 +4207,802 @@
         </w:tc>
       </w:tr>
     </w:tbl>
+    <w:p>
+      <w:pPr>
+        <w:spacing w:after="80"/>
+      </w:pPr>
+      <w:r>
+        <w:t xml:space="preserve"/>
+      </w:r>
+    </w:p>
+    <w:tbl>
+      <w:tblPr>
+        <w:tblW w:type="dxa" w:w="9360"/>
+        <w:tblBorders>
+          <w:top w:val="single" w:color="C7D2DD" w:sz="6"/>
+          <w:left w:val="single" w:color="C7D2DD" w:sz="6"/>
+          <w:bottom w:val="single" w:color="C7D2DD" w:sz="6"/>
+          <w:right w:val="single" w:color="C7D2DD" w:sz="6"/>
+          <w:insideH w:val="single" w:color="C7D2DD" w:sz="6"/>
+          <w:insideV w:val="single" w:color="C7D2DD" w:sz="6"/>
+        </w:tblBorders>
+      </w:tblPr>
+      <w:tblGrid>
+        <w:gridCol w:w="2800"/>
+        <w:gridCol w:w="3560"/>
+        <w:gridCol w:w="3000"/>
+      </w:tblGrid>
+      <w:tr>
+        <w:trPr>
+          <w:cantSplit/>
+          <w:tblHeader/>
+        </w:trPr>
+        <w:tc>
+          <w:tcPr>
+            <w:tcW w:type="dxa" w:w="2800"/>
+            <w:shd w:fill="EEF4F8" w:color="auto" w:val="clear"/>
+            <w:tcMar>
+              <w:top w:type="dxa" w:w="60"/>
+              <w:left w:type="dxa" w:w="100"/>
+              <w:bottom w:type="dxa" w:w="60"/>
+              <w:right w:type="dxa" w:w="100"/>
+            </w:tcMar>
+          </w:tcPr>
+          <w:p>
+            <w:pPr>
+              <w:spacing w:after="0"/>
+            </w:pPr>
+            <w:r>
+              <w:rPr>
+                <w:b/>
+                <w:bCs/>
+                <w:color w:val="12355B"/>
+                <w:sz w:val="16"/>
+                <w:szCs w:val="16"/>
+              </w:rPr>
+              <w:t xml:space="preserve">CORE PROBLEM / GIVEN REPRESENTATION</w:t>
+            </w:r>
+          </w:p>
+        </w:tc>
+        <w:tc>
+          <w:tcPr>
+            <w:tcW w:type="dxa" w:w="3560"/>
+            <w:shd w:fill="EEF4F8" w:color="auto" w:val="clear"/>
+            <w:tcMar>
+              <w:top w:type="dxa" w:w="60"/>
+              <w:left w:type="dxa" w:w="100"/>
+              <w:bottom w:type="dxa" w:w="60"/>
+              <w:right w:type="dxa" w:w="100"/>
+            </w:tcMar>
+          </w:tcPr>
+          <w:p>
+            <w:pPr>
+              <w:spacing w:after="0"/>
+            </w:pPr>
+            <w:r>
+              <w:rPr>
+                <w:b/>
+                <w:bCs/>
+                <w:color w:val="12355B"/>
+                <w:sz w:val="16"/>
+                <w:szCs w:val="16"/>
+              </w:rPr>
+              <w:t xml:space="preserve">WORKING SPACE / CALCULATION STEPS</w:t>
+            </w:r>
+          </w:p>
+        </w:tc>
+        <w:tc>
+          <w:tcPr>
+            <w:tcW w:type="dxa" w:w="3000"/>
+            <w:shd w:fill="FBF3E2" w:color="auto" w:val="clear"/>
+            <w:tcMar>
+              <w:top w:type="dxa" w:w="60"/>
+              <w:left w:type="dxa" w:w="100"/>
+              <w:bottom w:type="dxa" w:w="60"/>
+              <w:right w:type="dxa" w:w="100"/>
+            </w:tcMar>
+          </w:tcPr>
+          <w:p>
+            <w:pPr>
+              <w:spacing w:after="0"/>
+            </w:pPr>
+            <w:r>
+              <w:rPr>
+                <w:b/>
+                <w:bCs/>
+                <w:color w:val="B97A12"/>
+                <w:sz w:val="16"/>
+                <w:szCs w:val="16"/>
+              </w:rPr>
+              <w:t xml:space="preserve">EXPLAIN YOUR REASONING</w:t>
+            </w:r>
+          </w:p>
+        </w:tc>
+      </w:tr>
+      <w:tr>
+        <w:trPr>
+          <w:cantSplit/>
+        </w:trPr>
+        <w:tc>
+          <w:tcPr>
+            <w:tcW w:type="dxa" w:w="2800"/>
+            <w:tcMar>
+              <w:top w:type="dxa" w:w="80"/>
+              <w:left w:type="dxa" w:w="100"/>
+              <w:bottom w:type="dxa" w:w="80"/>
+              <w:right w:type="dxa" w:w="100"/>
+            </w:tcMar>
+            <w:vAlign w:val="top"/>
+          </w:tcPr>
+          <w:p>
+            <w:pPr>
+              <w:spacing w:after="60"/>
+            </w:pPr>
+            <w:r>
+              <w:rPr>
+                <w:b/>
+                <w:bCs/>
+                <w:color w:val="12355B"/>
+                <w:sz w:val="21"/>
+                <w:szCs w:val="21"/>
+              </w:rPr>
+              <w:t xml:space="preserve">2.  </w:t>
+            </w:r>
+            <w:r>
+              <w:rPr>
+                <w:b/>
+                <w:bCs/>
+                <w:sz w:val="20"/>
+                <w:szCs w:val="20"/>
+              </w:rPr>
+              <w:t xml:space="preserve">Agent Chen has walked 2 1/4 miles, which is 3/4 of her whole route. How long is the whole route? (2 1/4 ÷ 3/4 asks how much is in one whole route.)</w:t>
+            </w:r>
+          </w:p>
+          <w:p>
+            <w:pPr>
+              <w:spacing w:after="30"/>
+              <w:ind w:left="180"/>
+            </w:pPr>
+            <w:r>
+              <w:rPr>
+                <w:sz w:val="19"/>
+                <w:szCs w:val="19"/>
+              </w:rPr>
+              <w:t xml:space="preserve">A)  1 11/16 miles</w:t>
+            </w:r>
+          </w:p>
+          <w:p>
+            <w:pPr>
+              <w:spacing w:after="30"/>
+              <w:ind w:left="180"/>
+            </w:pPr>
+            <w:r>
+              <w:rPr>
+                <w:sz w:val="19"/>
+                <w:szCs w:val="19"/>
+              </w:rPr>
+              <w:t xml:space="preserve">B)  3 miles</w:t>
+            </w:r>
+          </w:p>
+          <w:p>
+            <w:pPr>
+              <w:spacing w:after="30"/>
+              <w:ind w:left="180"/>
+            </w:pPr>
+            <w:r>
+              <w:rPr>
+                <w:sz w:val="19"/>
+                <w:szCs w:val="19"/>
+              </w:rPr>
+              <w:t xml:space="preserve">C)  1/3 mile</w:t>
+            </w:r>
+          </w:p>
+          <w:p>
+            <w:pPr>
+              <w:spacing w:after="30"/>
+              <w:ind w:left="180"/>
+            </w:pPr>
+            <w:r>
+              <w:rPr>
+                <w:sz w:val="19"/>
+                <w:szCs w:val="19"/>
+              </w:rPr>
+              <w:t xml:space="preserve">D)  2 1/3 miles</w:t>
+            </w:r>
+          </w:p>
+        </w:tc>
+        <w:tc>
+          <w:tcPr>
+            <w:tcW w:type="dxa" w:w="3560"/>
+            <w:tcMar>
+              <w:top w:type="dxa" w:w="80"/>
+              <w:left w:type="dxa" w:w="100"/>
+              <w:bottom w:type="dxa" w:w="80"/>
+              <w:right w:type="dxa" w:w="100"/>
+            </w:tcMar>
+            <w:vAlign w:val="top"/>
+          </w:tcPr>
+          <w:p>
+            <w:pPr>
+              <w:spacing w:after="40"/>
+            </w:pPr>
+            <w:r>
+              <w:rPr>
+                <w:b/>
+                <w:bCs/>
+                <w:color w:val="1FA6A2"/>
+                <w:sz w:val="19"/>
+                <w:szCs w:val="19"/>
+              </w:rPr>
+              <w:t xml:space="preserve">Solution:  </w:t>
+            </w:r>
+            <w:r>
+              <w:rPr>
+                <w:b/>
+                <w:bCs/>
+                <w:sz w:val="19"/>
+                <w:szCs w:val="19"/>
+              </w:rPr>
+              <w:t xml:space="preserve">B)  3 miles</w:t>
+            </w:r>
+          </w:p>
+          <w:p>
+            <w:pPr>
+              <w:spacing w:after="40"/>
+            </w:pPr>
+            <w:r>
+              <w:rPr>
+                <w:i/>
+                <w:iCs/>
+                <w:color w:val="5F6F80"/>
+                <w:sz w:val="18"/>
+                <w:szCs w:val="18"/>
+              </w:rPr>
+              <w:t xml:space="preserve">2 1/4 = 9/4. Three fourths of the route is 9/4 miles, so one fourth is 9/4 ÷ 3 = 3/4 mile and the whole route (4 fourths) is 4 × 3/4 = 3 miles. Shortcut: 9/4 × 4/3 = 36/12 = 3. Check: 3/4 × 3 = 9/4 = 2 1/4.</w:t>
+            </w:r>
+          </w:p>
+          <w:p>
+            <w:pPr>
+              <w:pBdr>
+                <w:bottom w:val="single" w:color="AFBECC" w:sz="6"/>
+              </w:pBdr>
+              <w:spacing w:after="30" w:before="150"/>
+            </w:pPr>
+            <w:r>
+              <w:t xml:space="preserve"/>
+            </w:r>
+          </w:p>
+          <w:p>
+            <w:pPr>
+              <w:pBdr>
+                <w:bottom w:val="single" w:color="AFBECC" w:sz="6"/>
+              </w:pBdr>
+              <w:spacing w:after="30" w:before="150"/>
+            </w:pPr>
+            <w:r>
+              <w:t xml:space="preserve"/>
+            </w:r>
+          </w:p>
+        </w:tc>
+        <w:tc>
+          <w:tcPr>
+            <w:tcW w:type="dxa" w:w="3000"/>
+            <w:shd w:fill="FBF3E2" w:color="auto" w:val="clear"/>
+            <w:tcMar>
+              <w:top w:type="dxa" w:w="80"/>
+              <w:left w:type="dxa" w:w="100"/>
+              <w:bottom w:type="dxa" w:w="80"/>
+              <w:right w:type="dxa" w:w="100"/>
+            </w:tcMar>
+            <w:vAlign w:val="top"/>
+          </w:tcPr>
+          <w:p>
+            <w:pPr>
+              <w:spacing w:after="40"/>
+            </w:pPr>
+            <w:r>
+              <w:rPr>
+                <w:b/>
+                <w:bCs/>
+                <w:color w:val="12355B"/>
+                <w:sz w:val="19"/>
+                <w:szCs w:val="19"/>
+              </w:rPr>
+              <w:t xml:space="preserve">Because... </w:t>
+            </w:r>
+            <w:r>
+              <w:rPr>
+                <w:color w:val="AFBECC"/>
+                <w:sz w:val="19"/>
+                <w:szCs w:val="19"/>
+              </w:rPr>
+              <w:t xml:space="preserve">________________</w:t>
+            </w:r>
+          </w:p>
+          <w:p>
+            <w:pPr>
+              <w:pBdr>
+                <w:bottom w:val="single" w:color="AFBECC" w:sz="6"/>
+              </w:pBdr>
+              <w:spacing w:after="30" w:before="150"/>
+            </w:pPr>
+            <w:r>
+              <w:t xml:space="preserve"/>
+            </w:r>
+          </w:p>
+          <w:p>
+            <w:pPr>
+              <w:spacing w:after="40" w:before="80"/>
+            </w:pPr>
+            <w:r>
+              <w:rPr>
+                <w:b/>
+                <w:bCs/>
+                <w:color w:val="6B4FA0"/>
+                <w:sz w:val="19"/>
+                <w:szCs w:val="19"/>
+              </w:rPr>
+              <w:t xml:space="preserve">Although... </w:t>
+            </w:r>
+            <w:r>
+              <w:rPr>
+                <w:color w:val="AFBECC"/>
+                <w:sz w:val="19"/>
+                <w:szCs w:val="19"/>
+              </w:rPr>
+              <w:t xml:space="preserve">_______________</w:t>
+            </w:r>
+          </w:p>
+          <w:p>
+            <w:pPr>
+              <w:pBdr>
+                <w:bottom w:val="single" w:color="AFBECC" w:sz="6"/>
+              </w:pBdr>
+              <w:spacing w:after="30" w:before="150"/>
+            </w:pPr>
+            <w:r>
+              <w:t xml:space="preserve"/>
+            </w:r>
+          </w:p>
+          <w:p>
+            <w:pPr>
+              <w:spacing w:after="40" w:before="80"/>
+            </w:pPr>
+            <w:r>
+              <w:rPr>
+                <w:b/>
+                <w:bCs/>
+                <w:color w:val="1FA6A2"/>
+                <w:sz w:val="19"/>
+                <w:szCs w:val="19"/>
+              </w:rPr>
+              <w:t xml:space="preserve">Therefore... </w:t>
+            </w:r>
+            <w:r>
+              <w:rPr>
+                <w:color w:val="AFBECC"/>
+                <w:sz w:val="19"/>
+                <w:szCs w:val="19"/>
+              </w:rPr>
+              <w:t xml:space="preserve">______________</w:t>
+            </w:r>
+          </w:p>
+          <w:p>
+            <w:pPr>
+              <w:pBdr>
+                <w:bottom w:val="single" w:color="AFBECC" w:sz="6"/>
+              </w:pBdr>
+              <w:spacing w:after="30" w:before="150"/>
+            </w:pPr>
+            <w:r>
+              <w:t xml:space="preserve"/>
+            </w:r>
+          </w:p>
+        </w:tc>
+      </w:tr>
+    </w:tbl>
+    <w:p>
+      <w:pPr>
+        <w:spacing w:after="80"/>
+      </w:pPr>
+      <w:r>
+        <w:t xml:space="preserve"/>
+      </w:r>
+    </w:p>
+    <w:tbl>
+      <w:tblPr>
+        <w:tblW w:type="dxa" w:w="9360"/>
+        <w:tblBorders>
+          <w:top w:val="single" w:color="C7D2DD" w:sz="6"/>
+          <w:left w:val="single" w:color="C7D2DD" w:sz="6"/>
+          <w:bottom w:val="single" w:color="C7D2DD" w:sz="6"/>
+          <w:right w:val="single" w:color="C7D2DD" w:sz="6"/>
+          <w:insideH w:val="single" w:color="C7D2DD" w:sz="6"/>
+          <w:insideV w:val="single" w:color="C7D2DD" w:sz="6"/>
+        </w:tblBorders>
+      </w:tblPr>
+      <w:tblGrid>
+        <w:gridCol w:w="2800"/>
+        <w:gridCol w:w="3560"/>
+        <w:gridCol w:w="3000"/>
+      </w:tblGrid>
+      <w:tr>
+        <w:trPr>
+          <w:cantSplit/>
+          <w:tblHeader/>
+        </w:trPr>
+        <w:tc>
+          <w:tcPr>
+            <w:tcW w:type="dxa" w:w="2800"/>
+            <w:shd w:fill="EEF4F8" w:color="auto" w:val="clear"/>
+            <w:tcMar>
+              <w:top w:type="dxa" w:w="60"/>
+              <w:left w:type="dxa" w:w="100"/>
+              <w:bottom w:type="dxa" w:w="60"/>
+              <w:right w:type="dxa" w:w="100"/>
+            </w:tcMar>
+          </w:tcPr>
+          <w:p>
+            <w:pPr>
+              <w:spacing w:after="0"/>
+            </w:pPr>
+            <w:r>
+              <w:rPr>
+                <w:b/>
+                <w:bCs/>
+                <w:color w:val="12355B"/>
+                <w:sz w:val="16"/>
+                <w:szCs w:val="16"/>
+              </w:rPr>
+              <w:t xml:space="preserve">CORE PROBLEM / GIVEN REPRESENTATION</w:t>
+            </w:r>
+          </w:p>
+        </w:tc>
+        <w:tc>
+          <w:tcPr>
+            <w:tcW w:type="dxa" w:w="3560"/>
+            <w:shd w:fill="EEF4F8" w:color="auto" w:val="clear"/>
+            <w:tcMar>
+              <w:top w:type="dxa" w:w="60"/>
+              <w:left w:type="dxa" w:w="100"/>
+              <w:bottom w:type="dxa" w:w="60"/>
+              <w:right w:type="dxa" w:w="100"/>
+            </w:tcMar>
+          </w:tcPr>
+          <w:p>
+            <w:pPr>
+              <w:spacing w:after="0"/>
+            </w:pPr>
+            <w:r>
+              <w:rPr>
+                <w:b/>
+                <w:bCs/>
+                <w:color w:val="12355B"/>
+                <w:sz w:val="16"/>
+                <w:szCs w:val="16"/>
+              </w:rPr>
+              <w:t xml:space="preserve">WORKING SPACE / CALCULATION STEPS</w:t>
+            </w:r>
+          </w:p>
+        </w:tc>
+        <w:tc>
+          <w:tcPr>
+            <w:tcW w:type="dxa" w:w="3000"/>
+            <w:shd w:fill="FBF3E2" w:color="auto" w:val="clear"/>
+            <w:tcMar>
+              <w:top w:type="dxa" w:w="60"/>
+              <w:left w:type="dxa" w:w="100"/>
+              <w:bottom w:type="dxa" w:w="60"/>
+              <w:right w:type="dxa" w:w="100"/>
+            </w:tcMar>
+          </w:tcPr>
+          <w:p>
+            <w:pPr>
+              <w:spacing w:after="0"/>
+            </w:pPr>
+            <w:r>
+              <w:rPr>
+                <w:b/>
+                <w:bCs/>
+                <w:color w:val="B97A12"/>
+                <w:sz w:val="16"/>
+                <w:szCs w:val="16"/>
+              </w:rPr>
+              <w:t xml:space="preserve">EXPLAIN YOUR REASONING</w:t>
+            </w:r>
+          </w:p>
+        </w:tc>
+      </w:tr>
+      <w:tr>
+        <w:trPr>
+          <w:cantSplit/>
+        </w:trPr>
+        <w:tc>
+          <w:tcPr>
+            <w:tcW w:type="dxa" w:w="2800"/>
+            <w:tcMar>
+              <w:top w:type="dxa" w:w="80"/>
+              <w:left w:type="dxa" w:w="100"/>
+              <w:bottom w:type="dxa" w:w="80"/>
+              <w:right w:type="dxa" w:w="100"/>
+            </w:tcMar>
+            <w:vAlign w:val="top"/>
+          </w:tcPr>
+          <w:p>
+            <w:pPr>
+              <w:spacing w:after="60"/>
+            </w:pPr>
+            <w:r>
+              <w:rPr>
+                <w:b/>
+                <w:bCs/>
+                <w:color w:val="12355B"/>
+                <w:sz w:val="21"/>
+                <w:szCs w:val="21"/>
+              </w:rPr>
+              <w:t xml:space="preserve">3.  </w:t>
+            </w:r>
+            <w:r>
+              <w:rPr>
+                <w:b/>
+                <w:bCs/>
+                <w:sz w:val="20"/>
+                <w:szCs w:val="20"/>
+              </w:rPr>
+              <w:t xml:space="preserve">A 4 1/2-cup jar of fingerprint gel fills exactly 1 1/2 test kits. How much gel is in ONE kit? (4 1/2 ÷ 1 1/2 asks how much is in one whole kit.)</w:t>
+            </w:r>
+          </w:p>
+          <w:p>
+            <w:pPr>
+              <w:spacing w:after="30"/>
+              <w:ind w:left="180"/>
+            </w:pPr>
+            <w:r>
+              <w:rPr>
+                <w:sz w:val="19"/>
+                <w:szCs w:val="19"/>
+              </w:rPr>
+              <w:t xml:space="preserve">A)  6 3/4 cups</w:t>
+            </w:r>
+          </w:p>
+          <w:p>
+            <w:pPr>
+              <w:spacing w:after="30"/>
+              <w:ind w:left="180"/>
+            </w:pPr>
+            <w:r>
+              <w:rPr>
+                <w:sz w:val="19"/>
+                <w:szCs w:val="19"/>
+              </w:rPr>
+              <w:t xml:space="preserve">B)  1/3 cup</w:t>
+            </w:r>
+          </w:p>
+          <w:p>
+            <w:pPr>
+              <w:spacing w:after="30"/>
+              <w:ind w:left="180"/>
+            </w:pPr>
+            <w:r>
+              <w:rPr>
+                <w:sz w:val="19"/>
+                <w:szCs w:val="19"/>
+              </w:rPr>
+              <w:t xml:space="preserve">C)  3 cups</w:t>
+            </w:r>
+          </w:p>
+          <w:p>
+            <w:pPr>
+              <w:spacing w:after="30"/>
+              <w:ind w:left="180"/>
+            </w:pPr>
+            <w:r>
+              <w:rPr>
+                <w:sz w:val="19"/>
+                <w:szCs w:val="19"/>
+              </w:rPr>
+              <w:t xml:space="preserve">D)  4 1/3 cups</w:t>
+            </w:r>
+          </w:p>
+        </w:tc>
+        <w:tc>
+          <w:tcPr>
+            <w:tcW w:type="dxa" w:w="3560"/>
+            <w:tcMar>
+              <w:top w:type="dxa" w:w="80"/>
+              <w:left w:type="dxa" w:w="100"/>
+              <w:bottom w:type="dxa" w:w="80"/>
+              <w:right w:type="dxa" w:w="100"/>
+            </w:tcMar>
+            <w:vAlign w:val="top"/>
+          </w:tcPr>
+          <w:p>
+            <w:pPr>
+              <w:spacing w:after="40"/>
+            </w:pPr>
+            <w:r>
+              <w:rPr>
+                <w:b/>
+                <w:bCs/>
+                <w:color w:val="1FA6A2"/>
+                <w:sz w:val="19"/>
+                <w:szCs w:val="19"/>
+              </w:rPr>
+              <w:t xml:space="preserve">Solution:  </w:t>
+            </w:r>
+            <w:r>
+              <w:rPr>
+                <w:b/>
+                <w:bCs/>
+                <w:sz w:val="19"/>
+                <w:szCs w:val="19"/>
+              </w:rPr>
+              <w:t xml:space="preserve">C)  3 cups</w:t>
+            </w:r>
+          </w:p>
+          <w:p>
+            <w:pPr>
+              <w:spacing w:after="40"/>
+            </w:pPr>
+            <w:r>
+              <w:rPr>
+                <w:i/>
+                <w:iCs/>
+                <w:color w:val="5F6F80"/>
+                <w:sz w:val="18"/>
+                <w:szCs w:val="18"/>
+              </w:rPr>
+              <w:t xml:space="preserve">4 1/2 = 9/2 and 1 1/2 = 3/2. One and a half kits hold 9/2 cups, so half a kit holds 9/2 ÷ 3 = 3/2 cups and a whole kit holds 2 × 3/2 = 3 cups. Shortcut: 9/2 × 2/3 = 18/6 = 3. Check: 1 1/2 × 3 = 4 1/2.</w:t>
+            </w:r>
+          </w:p>
+          <w:p>
+            <w:pPr>
+              <w:pBdr>
+                <w:bottom w:val="single" w:color="AFBECC" w:sz="6"/>
+              </w:pBdr>
+              <w:spacing w:after="30" w:before="150"/>
+            </w:pPr>
+            <w:r>
+              <w:t xml:space="preserve"/>
+            </w:r>
+          </w:p>
+          <w:p>
+            <w:pPr>
+              <w:pBdr>
+                <w:bottom w:val="single" w:color="AFBECC" w:sz="6"/>
+              </w:pBdr>
+              <w:spacing w:after="30" w:before="150"/>
+            </w:pPr>
+            <w:r>
+              <w:t xml:space="preserve"/>
+            </w:r>
+          </w:p>
+        </w:tc>
+        <w:tc>
+          <w:tcPr>
+            <w:tcW w:type="dxa" w:w="3000"/>
+            <w:shd w:fill="FBF3E2" w:color="auto" w:val="clear"/>
+            <w:tcMar>
+              <w:top w:type="dxa" w:w="80"/>
+              <w:left w:type="dxa" w:w="100"/>
+              <w:bottom w:type="dxa" w:w="80"/>
+              <w:right w:type="dxa" w:w="100"/>
+            </w:tcMar>
+            <w:vAlign w:val="top"/>
+          </w:tcPr>
+          <w:p>
+            <w:pPr>
+              <w:spacing w:after="40"/>
+            </w:pPr>
+            <w:r>
+              <w:rPr>
+                <w:b/>
+                <w:bCs/>
+                <w:color w:val="12355B"/>
+                <w:sz w:val="19"/>
+                <w:szCs w:val="19"/>
+              </w:rPr>
+              <w:t xml:space="preserve">Because... </w:t>
+            </w:r>
+            <w:r>
+              <w:rPr>
+                <w:color w:val="AFBECC"/>
+                <w:sz w:val="19"/>
+                <w:szCs w:val="19"/>
+              </w:rPr>
+              <w:t xml:space="preserve">________________</w:t>
+            </w:r>
+          </w:p>
+          <w:p>
+            <w:pPr>
+              <w:pBdr>
+                <w:bottom w:val="single" w:color="AFBECC" w:sz="6"/>
+              </w:pBdr>
+              <w:spacing w:after="30" w:before="150"/>
+            </w:pPr>
+            <w:r>
+              <w:t xml:space="preserve"/>
+            </w:r>
+          </w:p>
+          <w:p>
+            <w:pPr>
+              <w:spacing w:after="40" w:before="80"/>
+            </w:pPr>
+            <w:r>
+              <w:rPr>
+                <w:b/>
+                <w:bCs/>
+                <w:color w:val="6B4FA0"/>
+                <w:sz w:val="19"/>
+                <w:szCs w:val="19"/>
+              </w:rPr>
+              <w:t xml:space="preserve">Although... </w:t>
+            </w:r>
+            <w:r>
+              <w:rPr>
+                <w:color w:val="AFBECC"/>
+                <w:sz w:val="19"/>
+                <w:szCs w:val="19"/>
+              </w:rPr>
+              <w:t xml:space="preserve">_______________</w:t>
+            </w:r>
+          </w:p>
+          <w:p>
+            <w:pPr>
+              <w:pBdr>
+                <w:bottom w:val="single" w:color="AFBECC" w:sz="6"/>
+              </w:pBdr>
+              <w:spacing w:after="30" w:before="150"/>
+            </w:pPr>
+            <w:r>
+              <w:t xml:space="preserve"/>
+            </w:r>
+          </w:p>
+          <w:p>
+            <w:pPr>
+              <w:spacing w:after="40" w:before="80"/>
+            </w:pPr>
+            <w:r>
+              <w:rPr>
+                <w:b/>
+                <w:bCs/>
+                <w:color w:val="1FA6A2"/>
+                <w:sz w:val="19"/>
+                <w:szCs w:val="19"/>
+              </w:rPr>
+              <w:t xml:space="preserve">Therefore... </w:t>
+            </w:r>
+            <w:r>
+              <w:rPr>
+                <w:color w:val="AFBECC"/>
+                <w:sz w:val="19"/>
+                <w:szCs w:val="19"/>
+              </w:rPr>
+              <w:t xml:space="preserve">______________</w:t>
+            </w:r>
+          </w:p>
+          <w:p>
+            <w:pPr>
+              <w:pBdr>
+                <w:bottom w:val="single" w:color="AFBECC" w:sz="6"/>
+              </w:pBdr>
+              <w:spacing w:after="30" w:before="150"/>
+            </w:pPr>
+            <w:r>
+              <w:t xml:space="preserve"/>
+            </w:r>
+          </w:p>
+        </w:tc>
+      </w:tr>
+    </w:tbl>
+    <w:p>
+      <w:pPr>
+        <w:spacing w:after="80"/>
+      </w:pPr>
+      <w:r>
+        <w:t xml:space="preserve"/>
+      </w:r>
+    </w:p>
     <w:p>
       <w:pPr>
         <w:pStyle w:val="Heading1"/>
@@ -3768,6 +5121,149 @@
         <w:t xml:space="preserve"/>
       </w:r>
     </w:p>
+    <w:p>
+      <w:pPr>
+        <w:spacing w:after="60"/>
+      </w:pPr>
+      <w:r>
+        <w:t xml:space="preserve"/>
+      </w:r>
+    </w:p>
+    <w:tbl>
+      <w:tblPr>
+        <w:tblW w:type="dxa" w:w="9360"/>
+        <w:tblBorders>
+          <w:top w:val="single" w:color="C7D2DD" w:sz="6"/>
+          <w:left w:val="single" w:color="C7D2DD" w:sz="6"/>
+          <w:bottom w:val="single" w:color="C7D2DD" w:sz="6"/>
+          <w:right w:val="single" w:color="C7D2DD" w:sz="6"/>
+          <w:insideH w:val="single" w:color="C7D2DD" w:sz="6"/>
+          <w:insideV w:val="single" w:color="C7D2DD" w:sz="6"/>
+        </w:tblBorders>
+      </w:tblPr>
+      <w:tblGrid>
+        <w:gridCol w:w="3120"/>
+        <w:gridCol w:w="3120"/>
+        <w:gridCol w:w="3120"/>
+      </w:tblGrid>
+      <w:tr>
+        <w:trPr>
+          <w:cantSplit/>
+          <w:tblHeader/>
+        </w:trPr>
+        <w:tc>
+          <w:tcPr>
+            <w:tcW w:type="dxa" w:w="9360"/>
+            <w:gridSpan w:val="3"/>
+            <w:shd w:fill="EEF4F8" w:color="auto" w:val="clear"/>
+            <w:tcMar>
+              <w:top w:type="dxa" w:w="60"/>
+              <w:left w:type="dxa" w:w="100"/>
+              <w:bottom w:type="dxa" w:w="60"/>
+              <w:right w:type="dxa" w:w="100"/>
+            </w:tcMar>
+          </w:tcPr>
+          <w:p>
+            <w:pPr>
+              <w:spacing w:after="0"/>
+            </w:pPr>
+            <w:r>
+              <w:rPr>
+                <w:b/>
+                <w:bCs/>
+                <w:color w:val="12355B"/>
+                <w:sz w:val="18"/>
+                <w:szCs w:val="18"/>
+              </w:rPr>
+              <w:t xml:space="preserve">EXIT CHECK · 3-POINT SELF-ASSESSMENT CHECKLIST</w:t>
+            </w:r>
+          </w:p>
+        </w:tc>
+      </w:tr>
+      <w:tr>
+        <w:trPr>
+          <w:cantSplit/>
+        </w:trPr>
+        <w:tc>
+          <w:tcPr>
+            <w:tcW w:type="dxa" w:w="3120"/>
+            <w:tcMar>
+              <w:top w:type="dxa" w:w="80"/>
+              <w:left w:type="dxa" w:w="100"/>
+              <w:bottom w:type="dxa" w:w="80"/>
+              <w:right w:type="dxa" w:w="100"/>
+            </w:tcMar>
+          </w:tcPr>
+          <w:p>
+            <w:pPr>
+              <w:spacing w:after="0"/>
+            </w:pPr>
+            <w:r>
+              <w:rPr>
+                <w:b/>
+                <w:bCs/>
+                <w:color w:val="1A2733"/>
+                <w:sz w:val="18"/>
+                <w:szCs w:val="18"/>
+              </w:rPr>
+              <w:t xml:space="preserve">☐ 1. Units &amp; Labels Verified</w:t>
+            </w:r>
+          </w:p>
+        </w:tc>
+        <w:tc>
+          <w:tcPr>
+            <w:tcW w:type="dxa" w:w="3120"/>
+            <w:tcMar>
+              <w:top w:type="dxa" w:w="80"/>
+              <w:left w:type="dxa" w:w="100"/>
+              <w:bottom w:type="dxa" w:w="80"/>
+              <w:right w:type="dxa" w:w="100"/>
+            </w:tcMar>
+          </w:tcPr>
+          <w:p>
+            <w:pPr>
+              <w:spacing w:after="0"/>
+            </w:pPr>
+            <w:r>
+              <w:rPr>
+                <w:b/>
+                <w:bCs/>
+                <w:color w:val="1A2733"/>
+                <w:sz w:val="18"/>
+                <w:szCs w:val="18"/>
+              </w:rPr>
+              <w:t xml:space="preserve">☐ 2. Reasoning Stated (Because / Although / Therefore)</w:t>
+            </w:r>
+          </w:p>
+        </w:tc>
+        <w:tc>
+          <w:tcPr>
+            <w:tcW w:type="dxa" w:w="3120"/>
+            <w:tcMar>
+              <w:top w:type="dxa" w:w="80"/>
+              <w:left w:type="dxa" w:w="100"/>
+              <w:bottom w:type="dxa" w:w="80"/>
+              <w:right w:type="dxa" w:w="100"/>
+            </w:tcMar>
+          </w:tcPr>
+          <w:p>
+            <w:pPr>
+              <w:spacing w:after="0"/>
+            </w:pPr>
+            <w:r>
+              <w:rPr>
+                <w:b/>
+                <w:bCs/>
+                <w:color w:val="1A2733"/>
+                <w:sz w:val="18"/>
+                <w:szCs w:val="18"/>
+              </w:rPr>
+              <w:t xml:space="preserve">☐ 3. Calculations Double-Checked</w:t>
+            </w:r>
+          </w:p>
+        </w:tc>
+      </w:tr>
+    </w:tbl>
     <w:p>
       <w:pPr>
         <w:pStyle w:val="Heading1"/>
@@ -4043,7 +5539,7 @@
           <w:sz w:val="19"/>
           <w:szCs w:val="19"/>
         </w:rPr>
-        <w:t xml:space="preserve">A common mistake in Divide Mixed Numbers is dividing the whole-number parts and fraction parts separately instead of converting first — for example, treating 4 1/2 ÷ 1 1/2 as (4 ÷ 1) + (1/2 ÷ 1/2) = 5. Always convert each mixed number to one improper fraction first, then divide using Keep, Change, Flip: 4 1/2 ÷ 1 1/2 = 9/2 ÷ 3/2 = 9/2 × 2/3 = 3.</w:t>
+        <w:t xml:space="preserve">A common mistake in Divide Mixed Numbers is dividing the whole-number parts and fraction parts separately instead of converting first — for example, treating 4 1/2 ÷ 1 1/2 as (4 ÷ 1) + (1/2 ÷ 1/2) = 5. Always convert each mixed number to one improper fraction first, then divide using the reciprocal shortcut: 4 1/2 ÷ 1 1/2 = 9/2 ÷ 3/2 = 9/2 × 2/3 = 3.</w:t>
       </w:r>
     </w:p>
     <w:p>
@@ -4173,30 +5669,23 @@
     </w:p>
     <w:p>
       <w:pPr>
-        <w:pStyle w:val="Heading2"/>
-        <w:spacing w:after="80" w:before="180"/>
-      </w:pPr>
-      <w:r>
-        <w:rPr>
-          <w:b/>
-          <w:bCs/>
-          <w:color w:val="12355B"/>
-          <w:sz w:val="24"/>
-          <w:szCs w:val="24"/>
-        </w:rPr>
-        <w:t xml:space="preserve">Exit Ticket</w:t>
-      </w:r>
-    </w:p>
-    <w:p>
-      <w:pPr>
         <w:spacing w:after="80"/>
       </w:pPr>
       <w:r>
         <w:rPr>
+          <w:b/>
+          <w:bCs/>
           <w:sz w:val="21"/>
           <w:szCs w:val="21"/>
         </w:rPr>
-        <w:t xml:space="preserve">C)  4</w:t>
+        <w:t xml:space="preserve">4.  </w:t>
+      </w:r>
+      <w:r>
+        <w:rPr>
+          <w:sz w:val="21"/>
+          <w:szCs w:val="21"/>
+        </w:rPr>
+        <w:t xml:space="preserve">B)  3 miles</w:t>
       </w:r>
       <w:r>
         <w:rPr>
@@ -4206,7 +5695,76 @@
           <w:sz w:val="19"/>
           <w:szCs w:val="19"/>
         </w:rPr>
-        <w:t xml:space="preserve">  — 2 2/3 = 8/3. Then 8/3 ÷ 2/3 = 8/3 × 3/2 = 24/6 = 4.</w:t>
+        <w:t xml:space="preserve">  — 2 1/4 = 9/4. Three fourths of the route is 9/4 miles, so one fourth is 9/4 ÷ 3 = 3/4 mile and the whole route (4 fourths) is 4 × 3/4 = 3 miles. Shortcut: 9/4 × 4/3 = 36/12 = 3. Check: 3/4 × 3 = 9/4 = 2 1/4.</w:t>
+      </w:r>
+    </w:p>
+    <w:p>
+      <w:pPr>
+        <w:spacing w:after="80"/>
+      </w:pPr>
+      <w:r>
+        <w:rPr>
+          <w:b/>
+          <w:bCs/>
+          <w:sz w:val="21"/>
+          <w:szCs w:val="21"/>
+        </w:rPr>
+        <w:t xml:space="preserve">5.  </w:t>
+      </w:r>
+      <w:r>
+        <w:rPr>
+          <w:sz w:val="21"/>
+          <w:szCs w:val="21"/>
+        </w:rPr>
+        <w:t xml:space="preserve">C)  3 cups</w:t>
+      </w:r>
+      <w:r>
+        <w:rPr>
+          <w:i/>
+          <w:iCs/>
+          <w:color w:val="5F6F80"/>
+          <w:sz w:val="19"/>
+          <w:szCs w:val="19"/>
+        </w:rPr>
+        <w:t xml:space="preserve">  — 4 1/2 = 9/2 and 1 1/2 = 3/2. One and a half kits hold 9/2 cups, so half a kit holds 9/2 ÷ 3 = 3/2 cups and a whole kit holds 2 × 3/2 = 3 cups. Shortcut: 9/2 × 2/3 = 18/6 = 3. Check: 1 1/2 × 3 = 4 1/2.</w:t>
+      </w:r>
+    </w:p>
+    <w:p>
+      <w:pPr>
+        <w:pStyle w:val="Heading2"/>
+        <w:spacing w:after="80" w:before="180"/>
+      </w:pPr>
+      <w:r>
+        <w:rPr>
+          <w:b/>
+          <w:bCs/>
+          <w:color w:val="12355B"/>
+          <w:sz w:val="24"/>
+          <w:szCs w:val="24"/>
+        </w:rPr>
+        <w:t xml:space="preserve">Exit Ticket</w:t>
+      </w:r>
+    </w:p>
+    <w:p>
+      <w:pPr>
+        <w:spacing w:after="80"/>
+      </w:pPr>
+      <w:r>
+        <w:rPr>
+          <w:sz w:val="21"/>
+          <w:szCs w:val="21"/>
+        </w:rPr>
+        <w:t xml:space="preserve">C)  4</w:t>
+      </w:r>
+      <w:r>
+        <w:rPr>
+          <w:i/>
+          <w:iCs/>
+          <w:color w:val="5F6F80"/>
+          <w:sz w:val="19"/>
+          <w:szCs w:val="19"/>
+        </w:rPr>
+        <w:t xml:space="preserve">  — 2 2/3 = 8/3. Then 8/3 ÷ 2/3 = 8/3 × 3/2 = 24/6 = 4. Check by multiplying: 4 × 2/3 = 8/3 = 2 2/3.</w:t>
       </w:r>
     </w:p>
     <w:p>
